--- a/複評文件!!!!!!/第十章.docx
+++ b/複評文件!!!!!!/第十章.docx
@@ -2,6 +2,7 @@
 <file path=word/document.xml><?xml version="1.0" encoding="utf-8"?>
 <w:document xmlns:wpc="http://schemas.microsoft.com/office/word/2010/wordprocessingCanvas" xmlns:cx="http://schemas.microsoft.com/office/drawing/2014/chartex" xmlns:cx1="http://schemas.microsoft.com/office/drawing/2015/9/8/chartex" xmlns:cx2="http://schemas.microsoft.com/office/drawing/2015/10/21/chartex" xmlns:cx3="http://schemas.microsoft.com/office/drawing/2016/5/9/chartex" xmlns:cx4="http://schemas.microsoft.com/office/drawing/2016/5/10/chartex" xmlns:cx5="http://schemas.microsoft.com/office/drawing/2016/5/11/chartex" xmlns:cx6="http://schemas.microsoft.com/office/drawing/2016/5/12/chartex" xmlns:cx7="http://schemas.microsoft.com/office/drawing/2016/5/13/chartex" xmlns:cx8="http://schemas.microsoft.com/office/drawing/2016/5/14/chartex" xmlns:mc="http://schemas.openxmlformats.org/markup-compatibility/2006" xmlns:aink="http://schemas.microsoft.com/office/drawing/2016/ink" xmlns:am3d="http://schemas.microsoft.com/office/drawing/2017/model3d" xmlns:o="urn:schemas-microsoft-com:office:office" xmlns:oel="http://schemas.microsoft.com/office/2019/extlst" xmlns:r="http://schemas.openxmlformats.org/officeDocument/2006/relationships" xmlns:m="http://schemas.openxmlformats.org/officeDocument/2006/math" xmlns:v="urn:schemas-microsoft-com:vml" xmlns:wp14="http://schemas.microsoft.com/office/word/2010/wordprocessingDrawing" xmlns:wp="http://schemas.openxmlformats.org/drawingml/2006/wordprocessingDrawing" xmlns:w10="urn:schemas-microsoft-com:office:word" xmlns:w="http://schemas.openxmlformats.org/wordprocessingml/2006/main" xmlns:w14="http://schemas.microsoft.com/office/word/2010/wordml" xmlns:w15="http://schemas.microsoft.com/office/word/2012/wordml" xmlns:w16cex="http://schemas.microsoft.com/office/word/2018/wordml/cex" xmlns:w16cid="http://schemas.microsoft.com/office/word/2016/wordml/cid" xmlns:w16="http://schemas.microsoft.com/office/word/2018/wordml" xmlns:w16du="http://schemas.microsoft.com/office/word/2023/wordml/word16du" xmlns:w16sdtdh="http://schemas.microsoft.com/office/word/2020/wordml/sdtdatahash" xmlns:w16sdtfl="http://schemas.microsoft.com/office/word/2024/wordml/sdtformatlock" xmlns:w16se="http://schemas.microsoft.com/office/word/2015/wordml/symex" xmlns:wpg="http://schemas.microsoft.com/office/word/2010/wordprocessingGroup" xmlns:wpi="http://schemas.microsoft.com/office/word/2010/wordprocessingInk" xmlns:wne="http://schemas.microsoft.com/office/word/2006/wordml" xmlns:wps="http://schemas.microsoft.com/office/word/2010/wordprocessingShape" mc:Ignorable="w14 w15 w16se w16cid w16 w16cex w16sdtdh w16sdtfl w16du wp14">
   <w:body>
+    <w:bookmarkStart w:id="0" w:name="_Toc231231065"/>
     <w:p>
       <w:pPr>
         <w:ind w:left="3360" w:firstLineChars="100" w:firstLine="360"/>
@@ -13,7 +14,6 @@
           <w:szCs w:val="36"/>
         </w:rPr>
       </w:pPr>
-      <w:bookmarkStart w:id="0" w:name="_Toc231231065"/>
       <w:r>
         <w:rPr>
           <w:rFonts w:ascii="Times New Roman" w:eastAsia="標楷體" w:hAnsi="Times New Roman"/>
@@ -793,7 +793,7 @@
                 <w:bCs/>
                 <w:szCs w:val="28"/>
               </w:rPr>
-              <w:t>修改胎數</w:t>
+              <w:t>刪除胎數</w:t>
             </w:r>
           </w:p>
         </w:tc>
@@ -889,11 +889,11 @@
             </w:pPr>
             <w:r>
               <w:rPr>
-                <w:rFonts w:ascii="Times New Roman" w:eastAsia="標楷體" w:hAnsi="Times New Roman" w:hint="eastAsia"/>
-                <w:bCs/>
-                <w:szCs w:val="28"/>
-              </w:rPr>
-              <w:t>刪除胎數</w:t>
+                <w:rFonts w:ascii="Times New Roman" w:eastAsia="標楷體" w:hAnsi="Times New Roman"/>
+                <w:bCs/>
+                <w:szCs w:val="28"/>
+              </w:rPr>
+              <w:t>瀏覽孕期紀錄</w:t>
             </w:r>
           </w:p>
         </w:tc>
@@ -980,7 +980,7 @@
                 <w:bCs/>
                 <w:szCs w:val="28"/>
               </w:rPr>
-              <w:t>瀏覽孕期紀錄</w:t>
+              <w:t>新增孕期紀錄</w:t>
             </w:r>
           </w:p>
         </w:tc>
@@ -1065,11 +1065,11 @@
             </w:pPr>
             <w:r>
               <w:rPr>
-                <w:rFonts w:ascii="Times New Roman" w:eastAsia="標楷體" w:hAnsi="Times New Roman"/>
-                <w:bCs/>
-                <w:szCs w:val="28"/>
-              </w:rPr>
-              <w:t>新增孕期紀錄</w:t>
+                <w:rFonts w:ascii="Times New Roman" w:eastAsia="標楷體" w:hAnsi="Times New Roman" w:hint="eastAsia"/>
+                <w:bCs/>
+                <w:szCs w:val="28"/>
+              </w:rPr>
+              <w:t>修改孕期紀錄</w:t>
             </w:r>
           </w:p>
         </w:tc>
@@ -1155,11 +1155,11 @@
             </w:pPr>
             <w:r>
               <w:rPr>
-                <w:rFonts w:ascii="Times New Roman" w:eastAsia="標楷體" w:hAnsi="Times New Roman" w:hint="eastAsia"/>
-                <w:bCs/>
-                <w:szCs w:val="28"/>
-              </w:rPr>
-              <w:t>修改孕期紀錄</w:t>
+                <w:rFonts w:ascii="Times New Roman" w:eastAsia="標楷體" w:hAnsi="Times New Roman"/>
+                <w:bCs/>
+                <w:szCs w:val="28"/>
+              </w:rPr>
+              <w:t>刪除孕期紀錄</w:t>
             </w:r>
           </w:p>
         </w:tc>
@@ -1207,19 +1207,27 @@
             </w:pPr>
             <w:r>
               <w:rPr>
-                <w:rFonts w:ascii="Times New Roman" w:eastAsia="標楷體" w:hAnsi="Times New Roman" w:hint="eastAsia"/>
-                <w:bCs/>
-                <w:szCs w:val="28"/>
-              </w:rPr>
-              <w:t>查看</w:t>
-            </w:r>
-            <w:r>
-              <w:rPr>
-                <w:rFonts w:ascii="Times New Roman" w:eastAsia="標楷體" w:hAnsi="Times New Roman"/>
-                <w:bCs/>
-                <w:szCs w:val="28"/>
-              </w:rPr>
-              <w:t>嬰幼兒基本資料</w:t>
+                <w:rFonts w:ascii="Times New Roman" w:eastAsia="標楷體" w:hAnsi="Times New Roman"/>
+                <w:bCs/>
+                <w:szCs w:val="28"/>
+              </w:rPr>
+              <w:t>修改</w:t>
+            </w:r>
+            <w:r>
+              <w:rPr>
+                <w:rFonts w:ascii="Times New Roman" w:eastAsia="標楷體" w:hAnsi="Times New Roman" w:hint="eastAsia"/>
+                <w:bCs/>
+                <w:szCs w:val="28"/>
+              </w:rPr>
+              <w:t>嬰幼兒</w:t>
+            </w:r>
+            <w:r>
+              <w:rPr>
+                <w:rFonts w:ascii="Times New Roman" w:eastAsia="標楷體" w:hAnsi="Times New Roman"/>
+                <w:bCs/>
+                <w:szCs w:val="28"/>
+              </w:rPr>
+              <w:t>基本資料</w:t>
             </w:r>
           </w:p>
         </w:tc>
@@ -1261,11 +1269,11 @@
             </w:pPr>
             <w:r>
               <w:rPr>
-                <w:rFonts w:ascii="Times New Roman" w:eastAsia="標楷體" w:hAnsi="Times New Roman"/>
-                <w:bCs/>
-                <w:szCs w:val="28"/>
-              </w:rPr>
-              <w:t>刪除孕期紀錄</w:t>
+                <w:rFonts w:ascii="Times New Roman" w:eastAsia="標楷體" w:hAnsi="Times New Roman" w:hint="eastAsia"/>
+                <w:bCs/>
+                <w:szCs w:val="28"/>
+              </w:rPr>
+              <w:t>審核協助者加入申請</w:t>
             </w:r>
           </w:p>
         </w:tc>
@@ -1304,27 +1312,19 @@
             </w:pPr>
             <w:r>
               <w:rPr>
-                <w:rFonts w:ascii="Times New Roman" w:eastAsia="標楷體" w:hAnsi="Times New Roman"/>
-                <w:bCs/>
-                <w:szCs w:val="28"/>
-              </w:rPr>
-              <w:t>修改</w:t>
-            </w:r>
-            <w:r>
-              <w:rPr>
-                <w:rFonts w:ascii="Times New Roman" w:eastAsia="標楷體" w:hAnsi="Times New Roman" w:hint="eastAsia"/>
-                <w:bCs/>
-                <w:szCs w:val="28"/>
-              </w:rPr>
-              <w:t>嬰幼兒</w:t>
-            </w:r>
-            <w:r>
-              <w:rPr>
-                <w:rFonts w:ascii="Times New Roman" w:eastAsia="標楷體" w:hAnsi="Times New Roman"/>
-                <w:bCs/>
-                <w:szCs w:val="28"/>
-              </w:rPr>
-              <w:t>基本資料</w:t>
+                <w:rFonts w:ascii="Times New Roman" w:eastAsia="標楷體" w:hAnsi="Times New Roman" w:hint="eastAsia"/>
+                <w:bCs/>
+                <w:szCs w:val="28"/>
+              </w:rPr>
+              <w:t>上傳</w:t>
+            </w:r>
+            <w:r>
+              <w:rPr>
+                <w:rFonts w:ascii="Times New Roman" w:eastAsia="標楷體" w:hAnsi="Times New Roman" w:hint="eastAsia"/>
+                <w:bCs/>
+                <w:szCs w:val="28"/>
+              </w:rPr>
+              <w:t>圖片</w:t>
             </w:r>
           </w:p>
         </w:tc>
@@ -1370,7 +1370,7 @@
                 <w:bCs/>
                 <w:szCs w:val="28"/>
               </w:rPr>
-              <w:t>審核協助者加入申請</w:t>
+              <w:t>修改協助者權限</w:t>
             </w:r>
           </w:p>
         </w:tc>
@@ -1409,19 +1409,19 @@
             </w:pPr>
             <w:r>
               <w:rPr>
-                <w:rFonts w:ascii="Times New Roman" w:eastAsia="標楷體" w:hAnsi="Times New Roman" w:hint="eastAsia"/>
-                <w:bCs/>
-                <w:szCs w:val="28"/>
-              </w:rPr>
-              <w:t>上傳</w:t>
-            </w:r>
-            <w:r>
-              <w:rPr>
-                <w:rFonts w:ascii="Times New Roman" w:eastAsia="標楷體" w:hAnsi="Times New Roman" w:hint="eastAsia"/>
-                <w:bCs/>
-                <w:szCs w:val="28"/>
-              </w:rPr>
-              <w:t>圖片</w:t>
+                <w:rFonts w:ascii="Times New Roman" w:eastAsia="標楷體" w:hAnsi="Times New Roman"/>
+                <w:bCs/>
+                <w:szCs w:val="28"/>
+              </w:rPr>
+              <w:t>顯示</w:t>
+            </w:r>
+            <w:r>
+              <w:rPr>
+                <w:rFonts w:ascii="Times New Roman" w:eastAsia="標楷體" w:hAnsi="Times New Roman" w:hint="eastAsia"/>
+                <w:bCs/>
+                <w:szCs w:val="28"/>
+              </w:rPr>
+              <w:t>圖表</w:t>
             </w:r>
           </w:p>
         </w:tc>
@@ -1467,7 +1467,7 @@
                 <w:bCs/>
                 <w:szCs w:val="28"/>
               </w:rPr>
-              <w:t>修改協助者權限</w:t>
+              <w:t>移除協助者</w:t>
             </w:r>
           </w:p>
         </w:tc>
@@ -1506,7 +1506,7 @@
             </w:pPr>
             <w:r>
               <w:rPr>
-                <w:rFonts w:ascii="Times New Roman" w:eastAsia="標楷體" w:hAnsi="Times New Roman"/>
+                <w:rFonts w:ascii="Times New Roman" w:eastAsia="標楷體" w:hAnsi="Times New Roman" w:hint="eastAsia"/>
                 <w:bCs/>
                 <w:szCs w:val="28"/>
               </w:rPr>
@@ -1518,7 +1518,7 @@
                 <w:bCs/>
                 <w:szCs w:val="28"/>
               </w:rPr>
-              <w:t>圖表</w:t>
+              <w:t>歷史回顧</w:t>
             </w:r>
           </w:p>
         </w:tc>
@@ -1560,11 +1560,11 @@
             </w:pPr>
             <w:r>
               <w:rPr>
-                <w:rFonts w:ascii="Times New Roman" w:eastAsia="標楷體" w:hAnsi="Times New Roman" w:hint="eastAsia"/>
-                <w:bCs/>
-                <w:szCs w:val="28"/>
-              </w:rPr>
-              <w:t>移除協助者</w:t>
+                <w:rFonts w:ascii="Times New Roman" w:eastAsia="標楷體" w:hAnsi="Times New Roman"/>
+                <w:bCs/>
+                <w:szCs w:val="28"/>
+              </w:rPr>
+              <w:t>新增待辦清單</w:t>
             </w:r>
           </w:p>
         </w:tc>
@@ -1607,15 +1607,7 @@
                 <w:bCs/>
                 <w:szCs w:val="28"/>
               </w:rPr>
-              <w:t>顯示</w:t>
-            </w:r>
-            <w:r>
-              <w:rPr>
-                <w:rFonts w:ascii="Times New Roman" w:eastAsia="標楷體" w:hAnsi="Times New Roman" w:hint="eastAsia"/>
-                <w:bCs/>
-                <w:szCs w:val="28"/>
-              </w:rPr>
-              <w:t>歷史回顧</w:t>
+              <w:t>分享卡片</w:t>
             </w:r>
           </w:p>
         </w:tc>
@@ -1657,11 +1649,11 @@
             </w:pPr>
             <w:r>
               <w:rPr>
-                <w:rFonts w:ascii="Times New Roman" w:eastAsia="標楷體" w:hAnsi="Times New Roman"/>
-                <w:bCs/>
-                <w:szCs w:val="28"/>
-              </w:rPr>
-              <w:t>新增待辦清單</w:t>
+                <w:rFonts w:ascii="Times New Roman" w:eastAsia="標楷體" w:hAnsi="Times New Roman" w:hint="eastAsia"/>
+                <w:bCs/>
+                <w:szCs w:val="28"/>
+              </w:rPr>
+              <w:t>修改待辦清單</w:t>
             </w:r>
           </w:p>
         </w:tc>
@@ -1704,7 +1696,15 @@
                 <w:bCs/>
                 <w:szCs w:val="28"/>
               </w:rPr>
-              <w:t>分享卡片</w:t>
+              <w:t>顯示成長</w:t>
+            </w:r>
+            <w:r>
+              <w:rPr>
+                <w:rFonts w:ascii="Times New Roman" w:eastAsia="標楷體" w:hAnsi="Times New Roman" w:hint="eastAsia"/>
+                <w:bCs/>
+                <w:szCs w:val="28"/>
+              </w:rPr>
+              <w:t>里程碑</w:t>
             </w:r>
           </w:p>
         </w:tc>
@@ -1737,103 +1737,6 @@
             <w:pPr>
               <w:pStyle w:val="a5"/>
               <w:ind w:left="0"/>
-              <w:rPr>
-                <w:rFonts w:ascii="Times New Roman" w:eastAsia="標楷體" w:hAnsi="Times New Roman"/>
-                <w:bCs/>
-                <w:szCs w:val="28"/>
-              </w:rPr>
-            </w:pPr>
-            <w:r>
-              <w:rPr>
-                <w:rFonts w:ascii="Times New Roman" w:eastAsia="標楷體" w:hAnsi="Times New Roman" w:hint="eastAsia"/>
-                <w:bCs/>
-                <w:szCs w:val="28"/>
-              </w:rPr>
-              <w:t>修改待辦清單</w:t>
-            </w:r>
-          </w:p>
-        </w:tc>
-        <w:tc>
-          <w:tcPr>
-            <w:tcW w:w="912" w:type="pct"/>
-            <w:vMerge/>
-          </w:tcPr>
-          <w:p>
-            <w:pPr>
-              <w:pStyle w:val="a5"/>
-              <w:ind w:left="0"/>
-              <w:jc w:val="center"/>
-              <w:rPr>
-                <w:rFonts w:ascii="Times New Roman" w:eastAsia="標楷體" w:hAnsi="Times New Roman"/>
-                <w:bCs/>
-                <w:szCs w:val="28"/>
-              </w:rPr>
-            </w:pPr>
-          </w:p>
-        </w:tc>
-        <w:tc>
-          <w:tcPr>
-            <w:tcW w:w="1567" w:type="pct"/>
-          </w:tcPr>
-          <w:p>
-            <w:pPr>
-              <w:pStyle w:val="a5"/>
-              <w:ind w:left="0"/>
-              <w:jc w:val="both"/>
-              <w:rPr>
-                <w:rFonts w:ascii="Times New Roman" w:eastAsia="標楷體" w:hAnsi="Times New Roman"/>
-                <w:bCs/>
-                <w:szCs w:val="28"/>
-              </w:rPr>
-            </w:pPr>
-            <w:r>
-              <w:rPr>
-                <w:rFonts w:ascii="Times New Roman" w:eastAsia="標楷體" w:hAnsi="Times New Roman" w:hint="eastAsia"/>
-                <w:bCs/>
-                <w:szCs w:val="28"/>
-              </w:rPr>
-              <w:t>顯示成長</w:t>
-            </w:r>
-            <w:r>
-              <w:rPr>
-                <w:rFonts w:ascii="Times New Roman" w:eastAsia="標楷體" w:hAnsi="Times New Roman" w:hint="eastAsia"/>
-                <w:bCs/>
-                <w:szCs w:val="28"/>
-              </w:rPr>
-              <w:t>里程碑</w:t>
-            </w:r>
-          </w:p>
-        </w:tc>
-      </w:tr>
-      <w:tr>
-        <w:tc>
-          <w:tcPr>
-            <w:tcW w:w="889" w:type="pct"/>
-            <w:vMerge/>
-            <w:vAlign w:val="center"/>
-          </w:tcPr>
-          <w:p>
-            <w:pPr>
-              <w:pStyle w:val="a5"/>
-              <w:ind w:left="0"/>
-              <w:jc w:val="center"/>
-              <w:rPr>
-                <w:rFonts w:ascii="Times New Roman" w:eastAsia="標楷體" w:hAnsi="Times New Roman"/>
-                <w:bCs/>
-                <w:szCs w:val="28"/>
-              </w:rPr>
-            </w:pPr>
-          </w:p>
-        </w:tc>
-        <w:tc>
-          <w:tcPr>
-            <w:tcW w:w="1631" w:type="pct"/>
-          </w:tcPr>
-          <w:p>
-            <w:pPr>
-              <w:pStyle w:val="a5"/>
-              <w:ind w:left="0"/>
-              <w:jc w:val="both"/>
               <w:rPr>
                 <w:rFonts w:ascii="Times New Roman" w:eastAsia="標楷體" w:hAnsi="Times New Roman"/>
                 <w:bCs/>
@@ -2667,7 +2570,6 @@
                 <w:bCs/>
                 <w:szCs w:val="28"/>
               </w:rPr>
-              <w:lastRenderedPageBreak/>
               <w:t>測試結果</w:t>
             </w:r>
           </w:p>
@@ -3716,7 +3618,7 @@
     <w:p>
       <w:pPr>
         <w:rPr>
-          <w:rFonts w:ascii="Times New Roman" w:eastAsia="標楷體" w:hAnsi="Times New Roman"/>
+          <w:rFonts w:ascii="Times New Roman" w:eastAsia="標楷體" w:hAnsi="Times New Roman" w:hint="eastAsia"/>
         </w:rPr>
       </w:pPr>
     </w:p>
@@ -3745,7 +3647,15 @@
           <w:bCs/>
           <w:szCs w:val="28"/>
         </w:rPr>
-        <w:t xml:space="preserve"> 10-2-6 </w:t>
+        <w:t xml:space="preserve"> 10-2-</w:t>
+      </w:r>
+      <w:r>
+        <w:rPr>
+          <w:rFonts w:ascii="Times New Roman" w:eastAsia="標楷體" w:hAnsi="Times New Roman" w:hint="eastAsia"/>
+          <w:bCs/>
+          <w:szCs w:val="28"/>
+        </w:rPr>
+        <w:t>6</w:t>
       </w:r>
       <w:r>
         <w:rPr>
@@ -3753,338 +3663,7 @@
           <w:bCs/>
           <w:szCs w:val="28"/>
         </w:rPr>
-        <w:t>修改胎數測試</w:t>
-      </w:r>
-    </w:p>
-    <w:tbl>
-      <w:tblPr>
-        <w:tblStyle w:val="a8"/>
-        <w:tblW w:w="0" w:type="auto"/>
-        <w:tblLook w:val="04A0" w:firstRow="1" w:lastRow="0" w:firstColumn="1" w:lastColumn="0" w:noHBand="0" w:noVBand="1"/>
-      </w:tblPr>
-      <w:tblGrid>
-        <w:gridCol w:w="2405"/>
-        <w:gridCol w:w="7789"/>
-      </w:tblGrid>
-      <w:tr>
-        <w:tc>
-          <w:tcPr>
-            <w:tcW w:w="2405" w:type="dxa"/>
-            <w:shd w:val="clear" w:color="auto" w:fill="BFBFBF" w:themeFill="background1" w:themeFillShade="BF"/>
-          </w:tcPr>
-          <w:p>
-            <w:pPr>
-              <w:rPr>
-                <w:rFonts w:ascii="Times New Roman" w:eastAsia="標楷體" w:hAnsi="Times New Roman"/>
-                <w:bCs/>
-                <w:szCs w:val="28"/>
-              </w:rPr>
-            </w:pPr>
-            <w:r>
-              <w:rPr>
-                <w:rFonts w:ascii="Times New Roman" w:eastAsia="標楷體" w:hAnsi="Times New Roman" w:hint="eastAsia"/>
-                <w:bCs/>
-                <w:szCs w:val="28"/>
-              </w:rPr>
-              <w:t>測試標號</w:t>
-            </w:r>
-          </w:p>
-        </w:tc>
-        <w:tc>
-          <w:tcPr>
-            <w:tcW w:w="7789" w:type="dxa"/>
-          </w:tcPr>
-          <w:p>
-            <w:pPr>
-              <w:rPr>
-                <w:rFonts w:ascii="Times New Roman" w:eastAsia="標楷體" w:hAnsi="Times New Roman"/>
-                <w:bCs/>
-                <w:szCs w:val="28"/>
-              </w:rPr>
-            </w:pPr>
-            <w:r>
-              <w:rPr>
-                <w:rFonts w:ascii="Times New Roman" w:eastAsia="標楷體" w:hAnsi="Times New Roman"/>
-                <w:bCs/>
-                <w:szCs w:val="28"/>
-              </w:rPr>
-              <w:t>B2</w:t>
-            </w:r>
-          </w:p>
-        </w:tc>
-      </w:tr>
-      <w:tr>
-        <w:tc>
-          <w:tcPr>
-            <w:tcW w:w="2405" w:type="dxa"/>
-            <w:shd w:val="clear" w:color="auto" w:fill="BFBFBF" w:themeFill="background1" w:themeFillShade="BF"/>
-          </w:tcPr>
-          <w:p>
-            <w:pPr>
-              <w:rPr>
-                <w:rFonts w:ascii="Times New Roman" w:eastAsia="標楷體" w:hAnsi="Times New Roman"/>
-                <w:bCs/>
-                <w:szCs w:val="28"/>
-              </w:rPr>
-            </w:pPr>
-            <w:r>
-              <w:rPr>
-                <w:rFonts w:ascii="Times New Roman" w:eastAsia="標楷體" w:hAnsi="Times New Roman" w:hint="eastAsia"/>
-                <w:bCs/>
-                <w:szCs w:val="28"/>
-              </w:rPr>
-              <w:t>功能名稱</w:t>
-            </w:r>
-          </w:p>
-        </w:tc>
-        <w:tc>
-          <w:tcPr>
-            <w:tcW w:w="7789" w:type="dxa"/>
-          </w:tcPr>
-          <w:p>
-            <w:pPr>
-              <w:rPr>
-                <w:rFonts w:ascii="Times New Roman" w:eastAsia="標楷體" w:hAnsi="Times New Roman"/>
-                <w:bCs/>
-                <w:szCs w:val="28"/>
-              </w:rPr>
-            </w:pPr>
-            <w:r>
-              <w:rPr>
-                <w:rFonts w:ascii="Times New Roman" w:eastAsia="標楷體" w:hAnsi="Times New Roman"/>
-                <w:bCs/>
-                <w:szCs w:val="28"/>
-              </w:rPr>
-              <w:t>修改胎數</w:t>
-            </w:r>
-          </w:p>
-        </w:tc>
-      </w:tr>
-      <w:tr>
-        <w:trPr>
-          <w:trHeight w:val="177"/>
-        </w:trPr>
-        <w:tc>
-          <w:tcPr>
-            <w:tcW w:w="2405" w:type="dxa"/>
-            <w:shd w:val="clear" w:color="auto" w:fill="BFBFBF" w:themeFill="background1" w:themeFillShade="BF"/>
-          </w:tcPr>
-          <w:p>
-            <w:pPr>
-              <w:rPr>
-                <w:rFonts w:ascii="Times New Roman" w:eastAsia="標楷體" w:hAnsi="Times New Roman"/>
-                <w:bCs/>
-                <w:szCs w:val="28"/>
-              </w:rPr>
-            </w:pPr>
-            <w:r>
-              <w:rPr>
-                <w:rFonts w:ascii="Times New Roman" w:eastAsia="標楷體" w:hAnsi="Times New Roman" w:hint="eastAsia"/>
-                <w:bCs/>
-                <w:szCs w:val="28"/>
-              </w:rPr>
-              <w:t>測試目的</w:t>
-            </w:r>
-          </w:p>
-        </w:tc>
-        <w:tc>
-          <w:tcPr>
-            <w:tcW w:w="7789" w:type="dxa"/>
-          </w:tcPr>
-          <w:p>
-            <w:pPr>
-              <w:rPr>
-                <w:rFonts w:ascii="Times New Roman" w:eastAsia="標楷體" w:hAnsi="Times New Roman"/>
-                <w:bCs/>
-                <w:szCs w:val="28"/>
-              </w:rPr>
-            </w:pPr>
-            <w:r>
-              <w:rPr>
-                <w:rFonts w:ascii="Times New Roman" w:eastAsia="標楷體" w:hAnsi="Times New Roman"/>
-                <w:bCs/>
-                <w:szCs w:val="28"/>
-              </w:rPr>
-              <w:t>確認養育者可以修改已建立的胎數資料</w:t>
-            </w:r>
-          </w:p>
-        </w:tc>
-      </w:tr>
-      <w:tr>
-        <w:tc>
-          <w:tcPr>
-            <w:tcW w:w="2405" w:type="dxa"/>
-            <w:shd w:val="clear" w:color="auto" w:fill="BFBFBF" w:themeFill="background1" w:themeFillShade="BF"/>
-          </w:tcPr>
-          <w:p>
-            <w:pPr>
-              <w:rPr>
-                <w:rFonts w:ascii="Times New Roman" w:eastAsia="標楷體" w:hAnsi="Times New Roman"/>
-                <w:bCs/>
-                <w:szCs w:val="28"/>
-              </w:rPr>
-            </w:pPr>
-            <w:r>
-              <w:rPr>
-                <w:rFonts w:ascii="Times New Roman" w:eastAsia="標楷體" w:hAnsi="Times New Roman" w:hint="eastAsia"/>
-                <w:bCs/>
-                <w:szCs w:val="28"/>
-              </w:rPr>
-              <w:t>測試流程</w:t>
-            </w:r>
-          </w:p>
-        </w:tc>
-        <w:tc>
-          <w:tcPr>
-            <w:tcW w:w="7789" w:type="dxa"/>
-          </w:tcPr>
-          <w:p>
-            <w:pPr>
-              <w:rPr>
-                <w:rFonts w:ascii="Times New Roman" w:eastAsia="標楷體" w:hAnsi="Times New Roman"/>
-                <w:bCs/>
-                <w:szCs w:val="28"/>
-              </w:rPr>
-            </w:pPr>
-            <w:r>
-              <w:rPr>
-                <w:rFonts w:ascii="Times New Roman" w:eastAsia="標楷體" w:hAnsi="Times New Roman" w:hint="eastAsia"/>
-                <w:bCs/>
-                <w:szCs w:val="28"/>
-              </w:rPr>
-              <w:t>選擇已建立的胎數資料，修改相關資訊後儲存</w:t>
-            </w:r>
-          </w:p>
-        </w:tc>
-      </w:tr>
-      <w:tr>
-        <w:tc>
-          <w:tcPr>
-            <w:tcW w:w="2405" w:type="dxa"/>
-            <w:shd w:val="clear" w:color="auto" w:fill="BFBFBF" w:themeFill="background1" w:themeFillShade="BF"/>
-          </w:tcPr>
-          <w:p>
-            <w:pPr>
-              <w:rPr>
-                <w:rFonts w:ascii="Times New Roman" w:eastAsia="標楷體" w:hAnsi="Times New Roman"/>
-                <w:bCs/>
-                <w:szCs w:val="28"/>
-              </w:rPr>
-            </w:pPr>
-            <w:r>
-              <w:rPr>
-                <w:rFonts w:ascii="Times New Roman" w:eastAsia="標楷體" w:hAnsi="Times New Roman" w:hint="eastAsia"/>
-                <w:bCs/>
-                <w:szCs w:val="28"/>
-              </w:rPr>
-              <w:t>預期成果</w:t>
-            </w:r>
-          </w:p>
-        </w:tc>
-        <w:tc>
-          <w:tcPr>
-            <w:tcW w:w="7789" w:type="dxa"/>
-          </w:tcPr>
-          <w:p>
-            <w:pPr>
-              <w:rPr>
-                <w:rFonts w:ascii="Times New Roman" w:eastAsia="標楷體" w:hAnsi="Times New Roman"/>
-                <w:bCs/>
-                <w:szCs w:val="28"/>
-              </w:rPr>
-            </w:pPr>
-            <w:r>
-              <w:rPr>
-                <w:rFonts w:ascii="Times New Roman" w:eastAsia="標楷體" w:hAnsi="Times New Roman" w:hint="eastAsia"/>
-                <w:bCs/>
-                <w:szCs w:val="28"/>
-              </w:rPr>
-              <w:t>修改後的胎數資料成功儲存並正確顯示</w:t>
-            </w:r>
-          </w:p>
-        </w:tc>
-      </w:tr>
-      <w:tr>
-        <w:tc>
-          <w:tcPr>
-            <w:tcW w:w="2405" w:type="dxa"/>
-            <w:shd w:val="clear" w:color="auto" w:fill="BFBFBF" w:themeFill="background1" w:themeFillShade="BF"/>
-          </w:tcPr>
-          <w:p>
-            <w:pPr>
-              <w:rPr>
-                <w:rFonts w:ascii="Times New Roman" w:eastAsia="標楷體" w:hAnsi="Times New Roman"/>
-                <w:bCs/>
-                <w:szCs w:val="28"/>
-              </w:rPr>
-            </w:pPr>
-            <w:r>
-              <w:rPr>
-                <w:rFonts w:ascii="Times New Roman" w:eastAsia="標楷體" w:hAnsi="Times New Roman" w:hint="eastAsia"/>
-                <w:bCs/>
-                <w:szCs w:val="28"/>
-              </w:rPr>
-              <w:t>測試結果</w:t>
-            </w:r>
-          </w:p>
-        </w:tc>
-        <w:tc>
-          <w:tcPr>
-            <w:tcW w:w="7789" w:type="dxa"/>
-          </w:tcPr>
-          <w:p>
-            <w:pPr>
-              <w:rPr>
-                <w:rFonts w:ascii="Times New Roman" w:eastAsia="標楷體" w:hAnsi="Times New Roman"/>
-                <w:bCs/>
-                <w:szCs w:val="28"/>
-              </w:rPr>
-            </w:pPr>
-            <w:r>
-              <w:rPr>
-                <w:rFonts w:ascii="Times New Roman" w:eastAsia="標楷體" w:hAnsi="Times New Roman" w:hint="eastAsia"/>
-                <w:bCs/>
-                <w:szCs w:val="28"/>
-              </w:rPr>
-              <w:t>正常</w:t>
-            </w:r>
-          </w:p>
-        </w:tc>
-      </w:tr>
-    </w:tbl>
-    <w:p>
-      <w:pPr>
-        <w:rPr>
-          <w:rFonts w:ascii="Times New Roman" w:eastAsia="標楷體" w:hAnsi="Times New Roman"/>
-        </w:rPr>
-      </w:pPr>
-    </w:p>
-    <w:p>
-      <w:pPr>
-        <w:pStyle w:val="a5"/>
-        <w:ind w:left="0"/>
-        <w:jc w:val="center"/>
-        <w:rPr>
-          <w:rFonts w:ascii="Times New Roman" w:eastAsia="標楷體" w:hAnsi="Times New Roman"/>
-          <w:bCs/>
-          <w:szCs w:val="28"/>
-        </w:rPr>
-      </w:pPr>
-      <w:r>
-        <w:rPr>
-          <w:rFonts w:ascii="Times New Roman" w:eastAsia="標楷體" w:hAnsi="Times New Roman"/>
-          <w:bCs/>
-          <w:szCs w:val="28"/>
-        </w:rPr>
-        <w:t>表</w:t>
-      </w:r>
-      <w:r>
-        <w:rPr>
-          <w:rFonts w:ascii="Times New Roman" w:eastAsia="標楷體" w:hAnsi="Times New Roman"/>
-          <w:bCs/>
-          <w:szCs w:val="28"/>
-        </w:rPr>
-        <w:t xml:space="preserve"> 10-2-7 </w:t>
+        <w:t xml:space="preserve"> </w:t>
       </w:r>
       <w:r>
         <w:rPr>
@@ -4136,18 +3715,26 @@
           <w:p>
             <w:pPr>
               <w:rPr>
-                <w:rFonts w:ascii="Times New Roman" w:eastAsia="標楷體" w:hAnsi="Times New Roman"/>
-                <w:bCs/>
-                <w:szCs w:val="28"/>
-              </w:rPr>
-            </w:pPr>
-            <w:r>
-              <w:rPr>
-                <w:rFonts w:ascii="Times New Roman" w:eastAsia="標楷體" w:hAnsi="Times New Roman"/>
-                <w:bCs/>
-                <w:szCs w:val="28"/>
-              </w:rPr>
-              <w:t>B3</w:t>
+                <w:rFonts w:ascii="Times New Roman" w:eastAsia="標楷體" w:hAnsi="Times New Roman" w:hint="eastAsia"/>
+                <w:bCs/>
+                <w:szCs w:val="28"/>
+              </w:rPr>
+            </w:pPr>
+            <w:r>
+              <w:rPr>
+                <w:rFonts w:ascii="Times New Roman" w:eastAsia="標楷體" w:hAnsi="Times New Roman"/>
+                <w:bCs/>
+                <w:szCs w:val="28"/>
+              </w:rPr>
+              <w:t>B</w:t>
+            </w:r>
+            <w:r>
+              <w:rPr>
+                <w:rFonts w:ascii="Times New Roman" w:eastAsia="標楷體" w:hAnsi="Times New Roman" w:hint="eastAsia"/>
+                <w:bCs/>
+                <w:szCs w:val="28"/>
+              </w:rPr>
+              <w:t>2</w:t>
             </w:r>
           </w:p>
         </w:tc>
@@ -4423,7 +4010,23 @@
           <w:bCs/>
           <w:szCs w:val="28"/>
         </w:rPr>
-        <w:t xml:space="preserve"> 10-2-8 </w:t>
+        <w:t xml:space="preserve"> 10-2-</w:t>
+      </w:r>
+      <w:r>
+        <w:rPr>
+          <w:rFonts w:ascii="Times New Roman" w:eastAsia="標楷體" w:hAnsi="Times New Roman" w:hint="eastAsia"/>
+          <w:bCs/>
+          <w:szCs w:val="28"/>
+        </w:rPr>
+        <w:t>7</w:t>
+      </w:r>
+      <w:r>
+        <w:rPr>
+          <w:rFonts w:ascii="Times New Roman" w:eastAsia="標楷體" w:hAnsi="Times New Roman"/>
+          <w:bCs/>
+          <w:szCs w:val="28"/>
+        </w:rPr>
+        <w:t xml:space="preserve"> </w:t>
       </w:r>
       <w:r>
         <w:rPr>
@@ -4475,18 +4078,26 @@
           <w:p>
             <w:pPr>
               <w:rPr>
-                <w:rFonts w:ascii="Times New Roman" w:eastAsia="標楷體" w:hAnsi="Times New Roman"/>
-                <w:bCs/>
-                <w:szCs w:val="28"/>
-              </w:rPr>
-            </w:pPr>
-            <w:r>
-              <w:rPr>
-                <w:rFonts w:ascii="Times New Roman" w:eastAsia="標楷體" w:hAnsi="Times New Roman"/>
-                <w:bCs/>
-                <w:szCs w:val="28"/>
-              </w:rPr>
-              <w:t>B4</w:t>
+                <w:rFonts w:ascii="Times New Roman" w:eastAsia="標楷體" w:hAnsi="Times New Roman" w:hint="eastAsia"/>
+                <w:bCs/>
+                <w:szCs w:val="28"/>
+              </w:rPr>
+            </w:pPr>
+            <w:r>
+              <w:rPr>
+                <w:rFonts w:ascii="Times New Roman" w:eastAsia="標楷體" w:hAnsi="Times New Roman"/>
+                <w:bCs/>
+                <w:szCs w:val="28"/>
+              </w:rPr>
+              <w:t>B</w:t>
+            </w:r>
+            <w:r>
+              <w:rPr>
+                <w:rFonts w:ascii="Times New Roman" w:eastAsia="標楷體" w:hAnsi="Times New Roman" w:hint="eastAsia"/>
+                <w:bCs/>
+                <w:szCs w:val="28"/>
+              </w:rPr>
+              <w:t>3</w:t>
             </w:r>
           </w:p>
         </w:tc>
@@ -4754,6 +4365,7 @@
           <w:bCs/>
           <w:szCs w:val="28"/>
         </w:rPr>
+        <w:lastRenderedPageBreak/>
         <w:t>表</w:t>
       </w:r>
       <w:r>
@@ -4762,7 +4374,23 @@
           <w:bCs/>
           <w:szCs w:val="28"/>
         </w:rPr>
-        <w:t xml:space="preserve"> 10-2-9 </w:t>
+        <w:t xml:space="preserve"> 10-2-</w:t>
+      </w:r>
+      <w:r>
+        <w:rPr>
+          <w:rFonts w:ascii="Times New Roman" w:eastAsia="標楷體" w:hAnsi="Times New Roman" w:hint="eastAsia"/>
+          <w:bCs/>
+          <w:szCs w:val="28"/>
+        </w:rPr>
+        <w:t>8</w:t>
+      </w:r>
+      <w:r>
+        <w:rPr>
+          <w:rFonts w:ascii="Times New Roman" w:eastAsia="標楷體" w:hAnsi="Times New Roman"/>
+          <w:bCs/>
+          <w:szCs w:val="28"/>
+        </w:rPr>
+        <w:t xml:space="preserve"> </w:t>
       </w:r>
       <w:r>
         <w:rPr>
@@ -4814,18 +4442,26 @@
           <w:p>
             <w:pPr>
               <w:rPr>
-                <w:rFonts w:ascii="Times New Roman" w:eastAsia="標楷體" w:hAnsi="Times New Roman"/>
-                <w:bCs/>
-                <w:szCs w:val="28"/>
-              </w:rPr>
-            </w:pPr>
-            <w:r>
-              <w:rPr>
-                <w:rFonts w:ascii="Times New Roman" w:eastAsia="標楷體" w:hAnsi="Times New Roman"/>
-                <w:bCs/>
-                <w:szCs w:val="28"/>
-              </w:rPr>
-              <w:t>B5</w:t>
+                <w:rFonts w:ascii="Times New Roman" w:eastAsia="標楷體" w:hAnsi="Times New Roman" w:hint="eastAsia"/>
+                <w:bCs/>
+                <w:szCs w:val="28"/>
+              </w:rPr>
+            </w:pPr>
+            <w:r>
+              <w:rPr>
+                <w:rFonts w:ascii="Times New Roman" w:eastAsia="標楷體" w:hAnsi="Times New Roman"/>
+                <w:bCs/>
+                <w:szCs w:val="28"/>
+              </w:rPr>
+              <w:t>B</w:t>
+            </w:r>
+            <w:r>
+              <w:rPr>
+                <w:rFonts w:ascii="Times New Roman" w:eastAsia="標楷體" w:hAnsi="Times New Roman" w:hint="eastAsia"/>
+                <w:bCs/>
+                <w:szCs w:val="28"/>
+              </w:rPr>
+              <w:t>4</w:t>
             </w:r>
           </w:p>
         </w:tc>
@@ -5101,7 +4737,23 @@
           <w:bCs/>
           <w:szCs w:val="28"/>
         </w:rPr>
-        <w:t xml:space="preserve"> 10-2-10 </w:t>
+        <w:t xml:space="preserve"> 10-2-</w:t>
+      </w:r>
+      <w:r>
+        <w:rPr>
+          <w:rFonts w:ascii="Times New Roman" w:eastAsia="標楷體" w:hAnsi="Times New Roman" w:hint="eastAsia"/>
+          <w:bCs/>
+          <w:szCs w:val="28"/>
+        </w:rPr>
+        <w:t>9</w:t>
+      </w:r>
+      <w:r>
+        <w:rPr>
+          <w:rFonts w:ascii="Times New Roman" w:eastAsia="標楷體" w:hAnsi="Times New Roman"/>
+          <w:bCs/>
+          <w:szCs w:val="28"/>
+        </w:rPr>
+        <w:t xml:space="preserve"> </w:t>
       </w:r>
       <w:r>
         <w:rPr>
@@ -5153,18 +4805,26 @@
           <w:p>
             <w:pPr>
               <w:rPr>
-                <w:rFonts w:ascii="Times New Roman" w:eastAsia="標楷體" w:hAnsi="Times New Roman"/>
-                <w:bCs/>
-                <w:szCs w:val="28"/>
-              </w:rPr>
-            </w:pPr>
-            <w:r>
-              <w:rPr>
-                <w:rFonts w:ascii="Times New Roman" w:eastAsia="標楷體" w:hAnsi="Times New Roman"/>
-                <w:bCs/>
-                <w:szCs w:val="28"/>
-              </w:rPr>
-              <w:t>B6</w:t>
+                <w:rFonts w:ascii="Times New Roman" w:eastAsia="標楷體" w:hAnsi="Times New Roman" w:hint="eastAsia"/>
+                <w:bCs/>
+                <w:szCs w:val="28"/>
+              </w:rPr>
+            </w:pPr>
+            <w:r>
+              <w:rPr>
+                <w:rFonts w:ascii="Times New Roman" w:eastAsia="標楷體" w:hAnsi="Times New Roman"/>
+                <w:bCs/>
+                <w:szCs w:val="28"/>
+              </w:rPr>
+              <w:t>B</w:t>
+            </w:r>
+            <w:r>
+              <w:rPr>
+                <w:rFonts w:ascii="Times New Roman" w:eastAsia="標楷體" w:hAnsi="Times New Roman" w:hint="eastAsia"/>
+                <w:bCs/>
+                <w:szCs w:val="28"/>
+              </w:rPr>
+              <w:t>5</w:t>
             </w:r>
           </w:p>
         </w:tc>
@@ -5440,7 +5100,23 @@
           <w:bCs/>
           <w:szCs w:val="28"/>
         </w:rPr>
-        <w:t xml:space="preserve"> 10-2-11 </w:t>
+        <w:t xml:space="preserve"> 10-2-</w:t>
+      </w:r>
+      <w:r>
+        <w:rPr>
+          <w:rFonts w:ascii="Times New Roman" w:eastAsia="標楷體" w:hAnsi="Times New Roman" w:hint="eastAsia"/>
+          <w:bCs/>
+          <w:szCs w:val="28"/>
+        </w:rPr>
+        <w:t>10</w:t>
+      </w:r>
+      <w:r>
+        <w:rPr>
+          <w:rFonts w:ascii="Times New Roman" w:eastAsia="標楷體" w:hAnsi="Times New Roman"/>
+          <w:bCs/>
+          <w:szCs w:val="28"/>
+        </w:rPr>
+        <w:t xml:space="preserve"> </w:t>
       </w:r>
       <w:r>
         <w:rPr>
@@ -5492,18 +5168,26 @@
           <w:p>
             <w:pPr>
               <w:rPr>
-                <w:rFonts w:ascii="Times New Roman" w:eastAsia="標楷體" w:hAnsi="Times New Roman"/>
-                <w:bCs/>
-                <w:szCs w:val="28"/>
-              </w:rPr>
-            </w:pPr>
-            <w:r>
-              <w:rPr>
-                <w:rFonts w:ascii="Times New Roman" w:eastAsia="標楷體" w:hAnsi="Times New Roman"/>
-                <w:bCs/>
-                <w:szCs w:val="28"/>
-              </w:rPr>
-              <w:t>B7</w:t>
+                <w:rFonts w:ascii="Times New Roman" w:eastAsia="標楷體" w:hAnsi="Times New Roman" w:hint="eastAsia"/>
+                <w:bCs/>
+                <w:szCs w:val="28"/>
+              </w:rPr>
+            </w:pPr>
+            <w:r>
+              <w:rPr>
+                <w:rFonts w:ascii="Times New Roman" w:eastAsia="標楷體" w:hAnsi="Times New Roman"/>
+                <w:bCs/>
+                <w:szCs w:val="28"/>
+              </w:rPr>
+              <w:t>B</w:t>
+            </w:r>
+            <w:r>
+              <w:rPr>
+                <w:rFonts w:ascii="Times New Roman" w:eastAsia="標楷體" w:hAnsi="Times New Roman" w:hint="eastAsia"/>
+                <w:bCs/>
+                <w:szCs w:val="28"/>
+              </w:rPr>
+              <w:t>6</w:t>
             </w:r>
           </w:p>
         </w:tc>
@@ -5779,7 +5463,23 @@
           <w:bCs/>
           <w:szCs w:val="28"/>
         </w:rPr>
-        <w:t xml:space="preserve"> 10-2-12 </w:t>
+        <w:t xml:space="preserve"> 10-2-1</w:t>
+      </w:r>
+      <w:r>
+        <w:rPr>
+          <w:rFonts w:ascii="Times New Roman" w:eastAsia="標楷體" w:hAnsi="Times New Roman" w:hint="eastAsia"/>
+          <w:bCs/>
+          <w:szCs w:val="28"/>
+        </w:rPr>
+        <w:t>1</w:t>
+      </w:r>
+      <w:r>
+        <w:rPr>
+          <w:rFonts w:ascii="Times New Roman" w:eastAsia="標楷體" w:hAnsi="Times New Roman"/>
+          <w:bCs/>
+          <w:szCs w:val="28"/>
+        </w:rPr>
+        <w:t xml:space="preserve"> </w:t>
       </w:r>
       <w:r>
         <w:rPr>
@@ -5831,18 +5531,26 @@
           <w:p>
             <w:pPr>
               <w:rPr>
-                <w:rFonts w:ascii="Times New Roman" w:eastAsia="標楷體" w:hAnsi="Times New Roman"/>
-                <w:bCs/>
-                <w:szCs w:val="28"/>
-              </w:rPr>
-            </w:pPr>
-            <w:r>
-              <w:rPr>
-                <w:rFonts w:ascii="Times New Roman" w:eastAsia="標楷體" w:hAnsi="Times New Roman"/>
-                <w:bCs/>
-                <w:szCs w:val="28"/>
-              </w:rPr>
-              <w:t>B8</w:t>
+                <w:rFonts w:ascii="Times New Roman" w:eastAsia="標楷體" w:hAnsi="Times New Roman" w:hint="eastAsia"/>
+                <w:bCs/>
+                <w:szCs w:val="28"/>
+              </w:rPr>
+            </w:pPr>
+            <w:r>
+              <w:rPr>
+                <w:rFonts w:ascii="Times New Roman" w:eastAsia="標楷體" w:hAnsi="Times New Roman"/>
+                <w:bCs/>
+                <w:szCs w:val="28"/>
+              </w:rPr>
+              <w:t>B</w:t>
+            </w:r>
+            <w:r>
+              <w:rPr>
+                <w:rFonts w:ascii="Times New Roman" w:eastAsia="標楷體" w:hAnsi="Times New Roman" w:hint="eastAsia"/>
+                <w:bCs/>
+                <w:szCs w:val="28"/>
+              </w:rPr>
+              <w:t>7</w:t>
             </w:r>
           </w:p>
         </w:tc>
@@ -6110,7 +5818,6 @@
           <w:bCs/>
           <w:szCs w:val="28"/>
         </w:rPr>
-        <w:lastRenderedPageBreak/>
         <w:t>表</w:t>
       </w:r>
       <w:r>
@@ -6119,7 +5826,23 @@
           <w:bCs/>
           <w:szCs w:val="28"/>
         </w:rPr>
-        <w:t xml:space="preserve"> 10-2-13 </w:t>
+        <w:t xml:space="preserve"> 10-2-1</w:t>
+      </w:r>
+      <w:r>
+        <w:rPr>
+          <w:rFonts w:ascii="Times New Roman" w:eastAsia="標楷體" w:hAnsi="Times New Roman" w:hint="eastAsia"/>
+          <w:bCs/>
+          <w:szCs w:val="28"/>
+        </w:rPr>
+        <w:t>2</w:t>
+      </w:r>
+      <w:r>
+        <w:rPr>
+          <w:rFonts w:ascii="Times New Roman" w:eastAsia="標楷體" w:hAnsi="Times New Roman"/>
+          <w:bCs/>
+          <w:szCs w:val="28"/>
+        </w:rPr>
+        <w:t xml:space="preserve"> </w:t>
       </w:r>
       <w:r>
         <w:rPr>
@@ -6171,18 +5894,26 @@
           <w:p>
             <w:pPr>
               <w:rPr>
-                <w:rFonts w:ascii="Times New Roman" w:eastAsia="標楷體" w:hAnsi="Times New Roman"/>
-                <w:bCs/>
-                <w:szCs w:val="28"/>
-              </w:rPr>
-            </w:pPr>
-            <w:r>
-              <w:rPr>
-                <w:rFonts w:ascii="Times New Roman" w:eastAsia="標楷體" w:hAnsi="Times New Roman"/>
-                <w:bCs/>
-                <w:szCs w:val="28"/>
-              </w:rPr>
-              <w:t>B9</w:t>
+                <w:rFonts w:ascii="Times New Roman" w:eastAsia="標楷體" w:hAnsi="Times New Roman" w:hint="eastAsia"/>
+                <w:bCs/>
+                <w:szCs w:val="28"/>
+              </w:rPr>
+            </w:pPr>
+            <w:r>
+              <w:rPr>
+                <w:rFonts w:ascii="Times New Roman" w:eastAsia="標楷體" w:hAnsi="Times New Roman"/>
+                <w:bCs/>
+                <w:szCs w:val="28"/>
+              </w:rPr>
+              <w:t>B</w:t>
+            </w:r>
+            <w:r>
+              <w:rPr>
+                <w:rFonts w:ascii="Times New Roman" w:eastAsia="標楷體" w:hAnsi="Times New Roman" w:hint="eastAsia"/>
+                <w:bCs/>
+                <w:szCs w:val="28"/>
+              </w:rPr>
+              <w:t>8</w:t>
             </w:r>
           </w:p>
         </w:tc>
@@ -6458,7 +6189,23 @@
           <w:bCs/>
           <w:szCs w:val="28"/>
         </w:rPr>
-        <w:t xml:space="preserve"> 10-2-14 </w:t>
+        <w:t xml:space="preserve"> 10-2-1</w:t>
+      </w:r>
+      <w:r>
+        <w:rPr>
+          <w:rFonts w:ascii="Times New Roman" w:eastAsia="標楷體" w:hAnsi="Times New Roman" w:hint="eastAsia"/>
+          <w:bCs/>
+          <w:szCs w:val="28"/>
+        </w:rPr>
+        <w:t>3</w:t>
+      </w:r>
+      <w:r>
+        <w:rPr>
+          <w:rFonts w:ascii="Times New Roman" w:eastAsia="標楷體" w:hAnsi="Times New Roman"/>
+          <w:bCs/>
+          <w:szCs w:val="28"/>
+        </w:rPr>
+        <w:t xml:space="preserve"> </w:t>
       </w:r>
       <w:r>
         <w:rPr>
@@ -6499,6 +6246,7 @@
                 <w:bCs/>
                 <w:szCs w:val="28"/>
               </w:rPr>
+              <w:lastRenderedPageBreak/>
               <w:t>測試標號</w:t>
             </w:r>
           </w:p>
@@ -6510,18 +6258,26 @@
           <w:p>
             <w:pPr>
               <w:rPr>
-                <w:rFonts w:ascii="Times New Roman" w:eastAsia="標楷體" w:hAnsi="Times New Roman"/>
-                <w:bCs/>
-                <w:szCs w:val="28"/>
-              </w:rPr>
-            </w:pPr>
-            <w:r>
-              <w:rPr>
-                <w:rFonts w:ascii="Times New Roman" w:eastAsia="標楷體" w:hAnsi="Times New Roman"/>
-                <w:bCs/>
-                <w:szCs w:val="28"/>
-              </w:rPr>
-              <w:t>B10</w:t>
+                <w:rFonts w:ascii="Times New Roman" w:eastAsia="標楷體" w:hAnsi="Times New Roman" w:hint="eastAsia"/>
+                <w:bCs/>
+                <w:szCs w:val="28"/>
+              </w:rPr>
+            </w:pPr>
+            <w:r>
+              <w:rPr>
+                <w:rFonts w:ascii="Times New Roman" w:eastAsia="標楷體" w:hAnsi="Times New Roman"/>
+                <w:bCs/>
+                <w:szCs w:val="28"/>
+              </w:rPr>
+              <w:t>B</w:t>
+            </w:r>
+            <w:r>
+              <w:rPr>
+                <w:rFonts w:ascii="Times New Roman" w:eastAsia="標楷體" w:hAnsi="Times New Roman" w:hint="eastAsia"/>
+                <w:bCs/>
+                <w:szCs w:val="28"/>
+              </w:rPr>
+              <w:t>9</w:t>
             </w:r>
           </w:p>
         </w:tc>
@@ -6797,7 +6553,23 @@
           <w:bCs/>
           <w:szCs w:val="28"/>
         </w:rPr>
-        <w:t xml:space="preserve"> 10-2-15 </w:t>
+        <w:t xml:space="preserve"> 10-2-1</w:t>
+      </w:r>
+      <w:r>
+        <w:rPr>
+          <w:rFonts w:ascii="Times New Roman" w:eastAsia="標楷體" w:hAnsi="Times New Roman" w:hint="eastAsia"/>
+          <w:bCs/>
+          <w:szCs w:val="28"/>
+        </w:rPr>
+        <w:t>4</w:t>
+      </w:r>
+      <w:r>
+        <w:rPr>
+          <w:rFonts w:ascii="Times New Roman" w:eastAsia="標楷體" w:hAnsi="Times New Roman"/>
+          <w:bCs/>
+          <w:szCs w:val="28"/>
+        </w:rPr>
+        <w:t xml:space="preserve"> </w:t>
       </w:r>
       <w:r>
         <w:rPr>
@@ -6849,18 +6621,26 @@
           <w:p>
             <w:pPr>
               <w:rPr>
-                <w:rFonts w:ascii="Times New Roman" w:eastAsia="標楷體" w:hAnsi="Times New Roman"/>
-                <w:bCs/>
-                <w:szCs w:val="28"/>
-              </w:rPr>
-            </w:pPr>
-            <w:r>
-              <w:rPr>
-                <w:rFonts w:ascii="Times New Roman" w:eastAsia="標楷體" w:hAnsi="Times New Roman"/>
-                <w:bCs/>
-                <w:szCs w:val="28"/>
-              </w:rPr>
-              <w:t>B11</w:t>
+                <w:rFonts w:ascii="Times New Roman" w:eastAsia="標楷體" w:hAnsi="Times New Roman" w:hint="eastAsia"/>
+                <w:bCs/>
+                <w:szCs w:val="28"/>
+              </w:rPr>
+            </w:pPr>
+            <w:r>
+              <w:rPr>
+                <w:rFonts w:ascii="Times New Roman" w:eastAsia="標楷體" w:hAnsi="Times New Roman"/>
+                <w:bCs/>
+                <w:szCs w:val="28"/>
+              </w:rPr>
+              <w:t>B1</w:t>
+            </w:r>
+            <w:r>
+              <w:rPr>
+                <w:rFonts w:ascii="Times New Roman" w:eastAsia="標楷體" w:hAnsi="Times New Roman" w:hint="eastAsia"/>
+                <w:bCs/>
+                <w:szCs w:val="28"/>
+              </w:rPr>
+              <w:t>0</w:t>
             </w:r>
           </w:p>
         </w:tc>
@@ -7136,7 +6916,23 @@
           <w:bCs/>
           <w:szCs w:val="28"/>
         </w:rPr>
-        <w:t xml:space="preserve"> 10-2-16 </w:t>
+        <w:t xml:space="preserve"> 10-2-1</w:t>
+      </w:r>
+      <w:r>
+        <w:rPr>
+          <w:rFonts w:ascii="Times New Roman" w:eastAsia="標楷體" w:hAnsi="Times New Roman" w:hint="eastAsia"/>
+          <w:bCs/>
+          <w:szCs w:val="28"/>
+        </w:rPr>
+        <w:t>5</w:t>
+      </w:r>
+      <w:r>
+        <w:rPr>
+          <w:rFonts w:ascii="Times New Roman" w:eastAsia="標楷體" w:hAnsi="Times New Roman"/>
+          <w:bCs/>
+          <w:szCs w:val="28"/>
+        </w:rPr>
+        <w:t xml:space="preserve"> </w:t>
       </w:r>
       <w:r>
         <w:rPr>
@@ -7188,18 +6984,26 @@
           <w:p>
             <w:pPr>
               <w:rPr>
-                <w:rFonts w:ascii="Times New Roman" w:eastAsia="標楷體" w:hAnsi="Times New Roman"/>
-                <w:bCs/>
-                <w:szCs w:val="28"/>
-              </w:rPr>
-            </w:pPr>
-            <w:r>
-              <w:rPr>
-                <w:rFonts w:ascii="Times New Roman" w:eastAsia="標楷體" w:hAnsi="Times New Roman"/>
-                <w:bCs/>
-                <w:szCs w:val="28"/>
-              </w:rPr>
-              <w:t>B12</w:t>
+                <w:rFonts w:ascii="Times New Roman" w:eastAsia="標楷體" w:hAnsi="Times New Roman" w:hint="eastAsia"/>
+                <w:bCs/>
+                <w:szCs w:val="28"/>
+              </w:rPr>
+            </w:pPr>
+            <w:r>
+              <w:rPr>
+                <w:rFonts w:ascii="Times New Roman" w:eastAsia="標楷體" w:hAnsi="Times New Roman"/>
+                <w:bCs/>
+                <w:szCs w:val="28"/>
+              </w:rPr>
+              <w:t>B1</w:t>
+            </w:r>
+            <w:r>
+              <w:rPr>
+                <w:rFonts w:ascii="Times New Roman" w:eastAsia="標楷體" w:hAnsi="Times New Roman" w:hint="eastAsia"/>
+                <w:bCs/>
+                <w:szCs w:val="28"/>
+              </w:rPr>
+              <w:t>1</w:t>
             </w:r>
           </w:p>
         </w:tc>
@@ -7475,7 +7279,23 @@
           <w:bCs/>
           <w:szCs w:val="28"/>
         </w:rPr>
-        <w:t xml:space="preserve"> 10-2-17 </w:t>
+        <w:t xml:space="preserve"> 10-2-1</w:t>
+      </w:r>
+      <w:r>
+        <w:rPr>
+          <w:rFonts w:ascii="Times New Roman" w:eastAsia="標楷體" w:hAnsi="Times New Roman" w:hint="eastAsia"/>
+          <w:bCs/>
+          <w:szCs w:val="28"/>
+        </w:rPr>
+        <w:t>6</w:t>
+      </w:r>
+      <w:r>
+        <w:rPr>
+          <w:rFonts w:ascii="Times New Roman" w:eastAsia="標楷體" w:hAnsi="Times New Roman"/>
+          <w:bCs/>
+          <w:szCs w:val="28"/>
+        </w:rPr>
+        <w:t xml:space="preserve"> </w:t>
       </w:r>
       <w:r>
         <w:rPr>
@@ -7527,18 +7347,26 @@
           <w:p>
             <w:pPr>
               <w:rPr>
-                <w:rFonts w:ascii="Times New Roman" w:eastAsia="標楷體" w:hAnsi="Times New Roman"/>
-                <w:bCs/>
-                <w:szCs w:val="28"/>
-              </w:rPr>
-            </w:pPr>
-            <w:r>
-              <w:rPr>
-                <w:rFonts w:ascii="Times New Roman" w:eastAsia="標楷體" w:hAnsi="Times New Roman"/>
-                <w:bCs/>
-                <w:szCs w:val="28"/>
-              </w:rPr>
-              <w:t>B13</w:t>
+                <w:rFonts w:ascii="Times New Roman" w:eastAsia="標楷體" w:hAnsi="Times New Roman" w:hint="eastAsia"/>
+                <w:bCs/>
+                <w:szCs w:val="28"/>
+              </w:rPr>
+            </w:pPr>
+            <w:r>
+              <w:rPr>
+                <w:rFonts w:ascii="Times New Roman" w:eastAsia="標楷體" w:hAnsi="Times New Roman"/>
+                <w:bCs/>
+                <w:szCs w:val="28"/>
+              </w:rPr>
+              <w:t>B1</w:t>
+            </w:r>
+            <w:r>
+              <w:rPr>
+                <w:rFonts w:ascii="Times New Roman" w:eastAsia="標楷體" w:hAnsi="Times New Roman" w:hint="eastAsia"/>
+                <w:bCs/>
+                <w:szCs w:val="28"/>
+              </w:rPr>
+              <w:t>2</w:t>
             </w:r>
           </w:p>
         </w:tc>
@@ -7814,7 +7642,23 @@
           <w:bCs/>
           <w:szCs w:val="28"/>
         </w:rPr>
-        <w:t xml:space="preserve"> 10-2-18 </w:t>
+        <w:t xml:space="preserve"> 10-2-1</w:t>
+      </w:r>
+      <w:r>
+        <w:rPr>
+          <w:rFonts w:ascii="Times New Roman" w:eastAsia="標楷體" w:hAnsi="Times New Roman" w:hint="eastAsia"/>
+          <w:bCs/>
+          <w:szCs w:val="28"/>
+        </w:rPr>
+        <w:t>7</w:t>
+      </w:r>
+      <w:r>
+        <w:rPr>
+          <w:rFonts w:ascii="Times New Roman" w:eastAsia="標楷體" w:hAnsi="Times New Roman"/>
+          <w:bCs/>
+          <w:szCs w:val="28"/>
+        </w:rPr>
+        <w:t xml:space="preserve"> </w:t>
       </w:r>
       <w:r>
         <w:rPr>
@@ -7855,7 +7699,6 @@
                 <w:bCs/>
                 <w:szCs w:val="28"/>
               </w:rPr>
-              <w:lastRenderedPageBreak/>
               <w:t>測試標號</w:t>
             </w:r>
           </w:p>
@@ -8154,7 +7997,23 @@
           <w:bCs/>
           <w:szCs w:val="28"/>
         </w:rPr>
-        <w:t xml:space="preserve"> 10-2-19 </w:t>
+        <w:t xml:space="preserve"> 10-2-1</w:t>
+      </w:r>
+      <w:r>
+        <w:rPr>
+          <w:rFonts w:ascii="Times New Roman" w:eastAsia="標楷體" w:hAnsi="Times New Roman" w:hint="eastAsia"/>
+          <w:bCs/>
+          <w:szCs w:val="28"/>
+        </w:rPr>
+        <w:t>8</w:t>
+      </w:r>
+      <w:r>
+        <w:rPr>
+          <w:rFonts w:ascii="Times New Roman" w:eastAsia="標楷體" w:hAnsi="Times New Roman"/>
+          <w:bCs/>
+          <w:szCs w:val="28"/>
+        </w:rPr>
+        <w:t xml:space="preserve"> </w:t>
       </w:r>
       <w:r>
         <w:rPr>
@@ -8242,6 +8101,7 @@
                 <w:bCs/>
                 <w:szCs w:val="28"/>
               </w:rPr>
+              <w:lastRenderedPageBreak/>
               <w:t>功能名稱</w:t>
             </w:r>
           </w:p>
@@ -8493,7 +8353,23 @@
           <w:bCs/>
           <w:szCs w:val="28"/>
         </w:rPr>
-        <w:t xml:space="preserve"> 10-2-20 </w:t>
+        <w:t xml:space="preserve"> 10-2-</w:t>
+      </w:r>
+      <w:r>
+        <w:rPr>
+          <w:rFonts w:ascii="Times New Roman" w:eastAsia="標楷體" w:hAnsi="Times New Roman" w:hint="eastAsia"/>
+          <w:bCs/>
+          <w:szCs w:val="28"/>
+        </w:rPr>
+        <w:t>19</w:t>
+      </w:r>
+      <w:r>
+        <w:rPr>
+          <w:rFonts w:ascii="Times New Roman" w:eastAsia="標楷體" w:hAnsi="Times New Roman"/>
+          <w:bCs/>
+          <w:szCs w:val="28"/>
+        </w:rPr>
+        <w:t xml:space="preserve"> </w:t>
       </w:r>
       <w:r>
         <w:rPr>
@@ -8832,7 +8708,23 @@
           <w:bCs/>
           <w:szCs w:val="28"/>
         </w:rPr>
-        <w:t xml:space="preserve"> 10-2-21 </w:t>
+        <w:t xml:space="preserve"> 10-2-2</w:t>
+      </w:r>
+      <w:r>
+        <w:rPr>
+          <w:rFonts w:ascii="Times New Roman" w:eastAsia="標楷體" w:hAnsi="Times New Roman" w:hint="eastAsia"/>
+          <w:bCs/>
+          <w:szCs w:val="28"/>
+        </w:rPr>
+        <w:t>0</w:t>
+      </w:r>
+      <w:r>
+        <w:rPr>
+          <w:rFonts w:ascii="Times New Roman" w:eastAsia="標楷體" w:hAnsi="Times New Roman"/>
+          <w:bCs/>
+          <w:szCs w:val="28"/>
+        </w:rPr>
+        <w:t xml:space="preserve"> </w:t>
       </w:r>
       <w:r>
         <w:rPr>
@@ -9171,7 +9063,23 @@
           <w:bCs/>
           <w:szCs w:val="28"/>
         </w:rPr>
-        <w:t xml:space="preserve"> 10-2-22 </w:t>
+        <w:t xml:space="preserve"> 10-2-2</w:t>
+      </w:r>
+      <w:r>
+        <w:rPr>
+          <w:rFonts w:ascii="Times New Roman" w:eastAsia="標楷體" w:hAnsi="Times New Roman" w:hint="eastAsia"/>
+          <w:bCs/>
+          <w:szCs w:val="28"/>
+        </w:rPr>
+        <w:t>1</w:t>
+      </w:r>
+      <w:r>
+        <w:rPr>
+          <w:rFonts w:ascii="Times New Roman" w:eastAsia="標楷體" w:hAnsi="Times New Roman"/>
+          <w:bCs/>
+          <w:szCs w:val="28"/>
+        </w:rPr>
+        <w:t xml:space="preserve"> </w:t>
       </w:r>
       <w:r>
         <w:rPr>
@@ -9514,7 +9422,7 @@
                 <w:bCs/>
                 <w:szCs w:val="28"/>
               </w:rPr>
-              <w:t>超過長度：顯示「問題太長了，請縮短到</w:t>
+              <w:t>超過長度：顯示問題太長了，請縮短到</w:t>
             </w:r>
             <w:r>
               <w:rPr>
@@ -9530,7 +9438,7 @@
                 <w:bCs/>
                 <w:szCs w:val="28"/>
               </w:rPr>
-              <w:t>字以內再送出」</w:t>
+              <w:t>字以內再送出</w:t>
             </w:r>
           </w:p>
           <w:p>
@@ -9555,7 +9463,7 @@
                 <w:bCs/>
                 <w:szCs w:val="28"/>
               </w:rPr>
-              <w:t>超過頻率：顯示「你提問的速度太快了，請稍候一分鐘再試」</w:t>
+              <w:t>超過頻率：顯示你提問的速度太快了，請稍候一分鐘再試</w:t>
             </w:r>
           </w:p>
         </w:tc>
@@ -9632,7 +9540,6 @@
           <w:bCs/>
           <w:szCs w:val="28"/>
         </w:rPr>
-        <w:lastRenderedPageBreak/>
         <w:t>表</w:t>
       </w:r>
       <w:r>
@@ -9641,7 +9548,23 @@
           <w:bCs/>
           <w:szCs w:val="28"/>
         </w:rPr>
-        <w:t xml:space="preserve"> 10-2-23 </w:t>
+        <w:t xml:space="preserve"> 10-2-2</w:t>
+      </w:r>
+      <w:r>
+        <w:rPr>
+          <w:rFonts w:ascii="Times New Roman" w:eastAsia="標楷體" w:hAnsi="Times New Roman" w:hint="eastAsia"/>
+          <w:bCs/>
+          <w:szCs w:val="28"/>
+        </w:rPr>
+        <w:t>2</w:t>
+      </w:r>
+      <w:r>
+        <w:rPr>
+          <w:rFonts w:ascii="Times New Roman" w:eastAsia="標楷體" w:hAnsi="Times New Roman"/>
+          <w:bCs/>
+          <w:szCs w:val="28"/>
+        </w:rPr>
+        <w:t xml:space="preserve"> </w:t>
       </w:r>
       <w:r>
         <w:rPr>
@@ -9943,7 +9866,7 @@
                 <w:bCs/>
                 <w:szCs w:val="28"/>
               </w:rPr>
-              <w:t>顯示「</w:t>
+              <w:t>顯示</w:t>
             </w:r>
             <w:r>
               <w:rPr>
@@ -9959,7 +9882,7 @@
                 <w:bCs/>
                 <w:szCs w:val="28"/>
               </w:rPr>
-              <w:t>目前無法回覆，請稍後再試」，頁面其餘功能維持正常</w:t>
+              <w:t>目前無法回覆，請稍後再試，頁面其餘功能維持正常</w:t>
             </w:r>
           </w:p>
         </w:tc>
@@ -10036,6 +9959,7 @@
           <w:bCs/>
           <w:szCs w:val="28"/>
         </w:rPr>
+        <w:lastRenderedPageBreak/>
         <w:t>表</w:t>
       </w:r>
       <w:r>
@@ -10044,7 +9968,23 @@
           <w:bCs/>
           <w:szCs w:val="28"/>
         </w:rPr>
-        <w:t xml:space="preserve"> 10-2-24 </w:t>
+        <w:t xml:space="preserve"> 10-2-2</w:t>
+      </w:r>
+      <w:r>
+        <w:rPr>
+          <w:rFonts w:ascii="Times New Roman" w:eastAsia="標楷體" w:hAnsi="Times New Roman" w:hint="eastAsia"/>
+          <w:bCs/>
+          <w:szCs w:val="28"/>
+        </w:rPr>
+        <w:t>3</w:t>
+      </w:r>
+      <w:r>
+        <w:rPr>
+          <w:rFonts w:ascii="Times New Roman" w:eastAsia="標楷體" w:hAnsi="Times New Roman"/>
+          <w:bCs/>
+          <w:szCs w:val="28"/>
+        </w:rPr>
+        <w:t xml:space="preserve"> </w:t>
       </w:r>
       <w:r>
         <w:rPr>
@@ -10399,7 +10339,23 @@
           <w:bCs/>
           <w:szCs w:val="28"/>
         </w:rPr>
-        <w:t xml:space="preserve"> 10-2-25 </w:t>
+        <w:t xml:space="preserve"> 10-2-2</w:t>
+      </w:r>
+      <w:r>
+        <w:rPr>
+          <w:rFonts w:ascii="Times New Roman" w:eastAsia="標楷體" w:hAnsi="Times New Roman" w:hint="eastAsia"/>
+          <w:bCs/>
+          <w:szCs w:val="28"/>
+        </w:rPr>
+        <w:t>4</w:t>
+      </w:r>
+      <w:r>
+        <w:rPr>
+          <w:rFonts w:ascii="Times New Roman" w:eastAsia="標楷體" w:hAnsi="Times New Roman"/>
+          <w:bCs/>
+          <w:szCs w:val="28"/>
+        </w:rPr>
+        <w:t xml:space="preserve"> </w:t>
       </w:r>
       <w:r>
         <w:rPr>
@@ -10754,7 +10710,23 @@
           <w:bCs/>
           <w:szCs w:val="28"/>
         </w:rPr>
-        <w:t xml:space="preserve"> 10-2-26 </w:t>
+        <w:t xml:space="preserve"> 10-2-2</w:t>
+      </w:r>
+      <w:r>
+        <w:rPr>
+          <w:rFonts w:ascii="Times New Roman" w:eastAsia="標楷體" w:hAnsi="Times New Roman" w:hint="eastAsia"/>
+          <w:bCs/>
+          <w:szCs w:val="28"/>
+        </w:rPr>
+        <w:t>5</w:t>
+      </w:r>
+      <w:r>
+        <w:rPr>
+          <w:rFonts w:ascii="Times New Roman" w:eastAsia="標楷體" w:hAnsi="Times New Roman"/>
+          <w:bCs/>
+          <w:szCs w:val="28"/>
+        </w:rPr>
+        <w:t xml:space="preserve"> </w:t>
       </w:r>
       <w:r>
         <w:rPr>
@@ -11125,7 +11097,15 @@
           <w:bCs/>
           <w:szCs w:val="28"/>
         </w:rPr>
-        <w:t xml:space="preserve"> 10-2-27 </w:t>
+        <w:t xml:space="preserve"> 10-2-2</w:t>
+      </w:r>
+      <w:r>
+        <w:rPr>
+          <w:rFonts w:ascii="Times New Roman" w:eastAsia="標楷體" w:hAnsi="Times New Roman" w:hint="eastAsia"/>
+          <w:bCs/>
+          <w:szCs w:val="28"/>
+        </w:rPr>
+        <w:t>6</w:t>
       </w:r>
       <w:r>
         <w:rPr>
@@ -11133,339 +11113,7 @@
           <w:bCs/>
           <w:szCs w:val="28"/>
         </w:rPr>
-        <w:t>查看嬰幼兒基本資料測試</w:t>
-      </w:r>
-    </w:p>
-    <w:tbl>
-      <w:tblPr>
-        <w:tblStyle w:val="a8"/>
-        <w:tblW w:w="0" w:type="auto"/>
-        <w:tblLook w:val="04A0" w:firstRow="1" w:lastRow="0" w:firstColumn="1" w:lastColumn="0" w:noHBand="0" w:noVBand="1"/>
-      </w:tblPr>
-      <w:tblGrid>
-        <w:gridCol w:w="2405"/>
-        <w:gridCol w:w="7789"/>
-      </w:tblGrid>
-      <w:tr>
-        <w:tc>
-          <w:tcPr>
-            <w:tcW w:w="2405" w:type="dxa"/>
-            <w:shd w:val="clear" w:color="auto" w:fill="BFBFBF" w:themeFill="background1" w:themeFillShade="BF"/>
-          </w:tcPr>
-          <w:p>
-            <w:pPr>
-              <w:rPr>
-                <w:rFonts w:ascii="Times New Roman" w:eastAsia="標楷體" w:hAnsi="Times New Roman"/>
-                <w:bCs/>
-                <w:szCs w:val="28"/>
-              </w:rPr>
-            </w:pPr>
-            <w:r>
-              <w:rPr>
-                <w:rFonts w:ascii="Times New Roman" w:eastAsia="標楷體" w:hAnsi="Times New Roman" w:hint="eastAsia"/>
-                <w:bCs/>
-                <w:szCs w:val="28"/>
-              </w:rPr>
-              <w:t>測試標號</w:t>
-            </w:r>
-          </w:p>
-        </w:tc>
-        <w:tc>
-          <w:tcPr>
-            <w:tcW w:w="7789" w:type="dxa"/>
-          </w:tcPr>
-          <w:p>
-            <w:pPr>
-              <w:rPr>
-                <w:rFonts w:ascii="Times New Roman" w:eastAsia="標楷體" w:hAnsi="Times New Roman"/>
-                <w:bCs/>
-                <w:szCs w:val="28"/>
-              </w:rPr>
-            </w:pPr>
-            <w:r>
-              <w:rPr>
-                <w:rFonts w:ascii="Times New Roman" w:eastAsia="標楷體" w:hAnsi="Times New Roman"/>
-                <w:bCs/>
-                <w:szCs w:val="28"/>
-              </w:rPr>
-              <w:t>E1</w:t>
-            </w:r>
-          </w:p>
-        </w:tc>
-      </w:tr>
-      <w:tr>
-        <w:tc>
-          <w:tcPr>
-            <w:tcW w:w="2405" w:type="dxa"/>
-            <w:shd w:val="clear" w:color="auto" w:fill="BFBFBF" w:themeFill="background1" w:themeFillShade="BF"/>
-          </w:tcPr>
-          <w:p>
-            <w:pPr>
-              <w:rPr>
-                <w:rFonts w:ascii="Times New Roman" w:eastAsia="標楷體" w:hAnsi="Times New Roman"/>
-                <w:bCs/>
-                <w:szCs w:val="28"/>
-              </w:rPr>
-            </w:pPr>
-            <w:r>
-              <w:rPr>
-                <w:rFonts w:ascii="Times New Roman" w:eastAsia="標楷體" w:hAnsi="Times New Roman" w:hint="eastAsia"/>
-                <w:bCs/>
-                <w:szCs w:val="28"/>
-              </w:rPr>
-              <w:t>功能名稱</w:t>
-            </w:r>
-          </w:p>
-        </w:tc>
-        <w:tc>
-          <w:tcPr>
-            <w:tcW w:w="7789" w:type="dxa"/>
-          </w:tcPr>
-          <w:p>
-            <w:pPr>
-              <w:rPr>
-                <w:rFonts w:ascii="Times New Roman" w:eastAsia="標楷體" w:hAnsi="Times New Roman"/>
-                <w:bCs/>
-                <w:szCs w:val="28"/>
-              </w:rPr>
-            </w:pPr>
-            <w:r>
-              <w:rPr>
-                <w:rFonts w:ascii="Times New Roman" w:eastAsia="標楷體" w:hAnsi="Times New Roman"/>
-                <w:bCs/>
-                <w:szCs w:val="28"/>
-              </w:rPr>
-              <w:t>查看嬰幼兒基本資料</w:t>
-            </w:r>
-          </w:p>
-        </w:tc>
-      </w:tr>
-      <w:tr>
-        <w:trPr>
-          <w:trHeight w:val="177"/>
-        </w:trPr>
-        <w:tc>
-          <w:tcPr>
-            <w:tcW w:w="2405" w:type="dxa"/>
-            <w:shd w:val="clear" w:color="auto" w:fill="BFBFBF" w:themeFill="background1" w:themeFillShade="BF"/>
-          </w:tcPr>
-          <w:p>
-            <w:pPr>
-              <w:rPr>
-                <w:rFonts w:ascii="Times New Roman" w:eastAsia="標楷體" w:hAnsi="Times New Roman"/>
-                <w:bCs/>
-                <w:szCs w:val="28"/>
-              </w:rPr>
-            </w:pPr>
-            <w:r>
-              <w:rPr>
-                <w:rFonts w:ascii="Times New Roman" w:eastAsia="標楷體" w:hAnsi="Times New Roman" w:hint="eastAsia"/>
-                <w:bCs/>
-                <w:szCs w:val="28"/>
-              </w:rPr>
-              <w:t>測試目的</w:t>
-            </w:r>
-          </w:p>
-        </w:tc>
-        <w:tc>
-          <w:tcPr>
-            <w:tcW w:w="7789" w:type="dxa"/>
-          </w:tcPr>
-          <w:p>
-            <w:pPr>
-              <w:rPr>
-                <w:rFonts w:ascii="Times New Roman" w:eastAsia="標楷體" w:hAnsi="Times New Roman"/>
-                <w:bCs/>
-                <w:szCs w:val="28"/>
-              </w:rPr>
-            </w:pPr>
-            <w:r>
-              <w:rPr>
-                <w:rFonts w:ascii="Times New Roman" w:eastAsia="標楷體" w:hAnsi="Times New Roman"/>
-                <w:bCs/>
-                <w:szCs w:val="28"/>
-              </w:rPr>
-              <w:t>確認使用者可以查看嬰幼兒基本資料</w:t>
-            </w:r>
-          </w:p>
-        </w:tc>
-      </w:tr>
-      <w:tr>
-        <w:tc>
-          <w:tcPr>
-            <w:tcW w:w="2405" w:type="dxa"/>
-            <w:shd w:val="clear" w:color="auto" w:fill="BFBFBF" w:themeFill="background1" w:themeFillShade="BF"/>
-          </w:tcPr>
-          <w:p>
-            <w:pPr>
-              <w:rPr>
-                <w:rFonts w:ascii="Times New Roman" w:eastAsia="標楷體" w:hAnsi="Times New Roman"/>
-                <w:bCs/>
-                <w:szCs w:val="28"/>
-              </w:rPr>
-            </w:pPr>
-            <w:r>
-              <w:rPr>
-                <w:rFonts w:ascii="Times New Roman" w:eastAsia="標楷體" w:hAnsi="Times New Roman" w:hint="eastAsia"/>
-                <w:bCs/>
-                <w:szCs w:val="28"/>
-              </w:rPr>
-              <w:t>測試流程</w:t>
-            </w:r>
-          </w:p>
-        </w:tc>
-        <w:tc>
-          <w:tcPr>
-            <w:tcW w:w="7789" w:type="dxa"/>
-          </w:tcPr>
-          <w:p>
-            <w:pPr>
-              <w:rPr>
-                <w:rFonts w:ascii="Times New Roman" w:eastAsia="標楷體" w:hAnsi="Times New Roman"/>
-                <w:bCs/>
-                <w:szCs w:val="28"/>
-              </w:rPr>
-            </w:pPr>
-            <w:r>
-              <w:rPr>
-                <w:rFonts w:ascii="Times New Roman" w:eastAsia="標楷體" w:hAnsi="Times New Roman" w:hint="eastAsia"/>
-                <w:bCs/>
-                <w:szCs w:val="28"/>
-              </w:rPr>
-              <w:t>進入嬰幼兒基本資料頁面，查看姓名、性別、出生時間等資料</w:t>
-            </w:r>
-          </w:p>
-        </w:tc>
-      </w:tr>
-      <w:tr>
-        <w:tc>
-          <w:tcPr>
-            <w:tcW w:w="2405" w:type="dxa"/>
-            <w:shd w:val="clear" w:color="auto" w:fill="BFBFBF" w:themeFill="background1" w:themeFillShade="BF"/>
-          </w:tcPr>
-          <w:p>
-            <w:pPr>
-              <w:rPr>
-                <w:rFonts w:ascii="Times New Roman" w:eastAsia="標楷體" w:hAnsi="Times New Roman"/>
-                <w:bCs/>
-                <w:szCs w:val="28"/>
-              </w:rPr>
-            </w:pPr>
-            <w:r>
-              <w:rPr>
-                <w:rFonts w:ascii="Times New Roman" w:eastAsia="標楷體" w:hAnsi="Times New Roman" w:hint="eastAsia"/>
-                <w:bCs/>
-                <w:szCs w:val="28"/>
-              </w:rPr>
-              <w:t>預期成果</w:t>
-            </w:r>
-          </w:p>
-        </w:tc>
-        <w:tc>
-          <w:tcPr>
-            <w:tcW w:w="7789" w:type="dxa"/>
-          </w:tcPr>
-          <w:p>
-            <w:pPr>
-              <w:rPr>
-                <w:rFonts w:ascii="Times New Roman" w:eastAsia="標楷體" w:hAnsi="Times New Roman"/>
-                <w:bCs/>
-                <w:szCs w:val="28"/>
-              </w:rPr>
-            </w:pPr>
-            <w:r>
-              <w:rPr>
-                <w:rFonts w:ascii="Times New Roman" w:eastAsia="標楷體" w:hAnsi="Times New Roman" w:hint="eastAsia"/>
-                <w:bCs/>
-                <w:szCs w:val="28"/>
-              </w:rPr>
-              <w:t>基本資料正常顯示，且內容與已建立的資料一致</w:t>
-            </w:r>
-          </w:p>
-        </w:tc>
-      </w:tr>
-      <w:tr>
-        <w:tc>
-          <w:tcPr>
-            <w:tcW w:w="2405" w:type="dxa"/>
-            <w:shd w:val="clear" w:color="auto" w:fill="BFBFBF" w:themeFill="background1" w:themeFillShade="BF"/>
-          </w:tcPr>
-          <w:p>
-            <w:pPr>
-              <w:rPr>
-                <w:rFonts w:ascii="Times New Roman" w:eastAsia="標楷體" w:hAnsi="Times New Roman"/>
-                <w:bCs/>
-                <w:szCs w:val="28"/>
-              </w:rPr>
-            </w:pPr>
-            <w:r>
-              <w:rPr>
-                <w:rFonts w:ascii="Times New Roman" w:eastAsia="標楷體" w:hAnsi="Times New Roman" w:hint="eastAsia"/>
-                <w:bCs/>
-                <w:szCs w:val="28"/>
-              </w:rPr>
-              <w:t>測試結果</w:t>
-            </w:r>
-          </w:p>
-        </w:tc>
-        <w:tc>
-          <w:tcPr>
-            <w:tcW w:w="7789" w:type="dxa"/>
-          </w:tcPr>
-          <w:p>
-            <w:pPr>
-              <w:rPr>
-                <w:rFonts w:ascii="Times New Roman" w:eastAsia="標楷體" w:hAnsi="Times New Roman"/>
-                <w:bCs/>
-                <w:szCs w:val="28"/>
-              </w:rPr>
-            </w:pPr>
-            <w:r>
-              <w:rPr>
-                <w:rFonts w:ascii="Times New Roman" w:eastAsia="標楷體" w:hAnsi="Times New Roman" w:hint="eastAsia"/>
-                <w:bCs/>
-                <w:szCs w:val="28"/>
-              </w:rPr>
-              <w:t>正常</w:t>
-            </w:r>
-          </w:p>
-        </w:tc>
-      </w:tr>
-    </w:tbl>
-    <w:p>
-      <w:pPr>
-        <w:rPr>
-          <w:rFonts w:ascii="Times New Roman" w:eastAsia="標楷體" w:hAnsi="Times New Roman"/>
-        </w:rPr>
-      </w:pPr>
-    </w:p>
-    <w:p>
-      <w:pPr>
-        <w:pStyle w:val="a5"/>
-        <w:ind w:left="0"/>
-        <w:jc w:val="center"/>
-        <w:rPr>
-          <w:rFonts w:ascii="Times New Roman" w:eastAsia="標楷體" w:hAnsi="Times New Roman"/>
-          <w:bCs/>
-          <w:szCs w:val="28"/>
-        </w:rPr>
-      </w:pPr>
-      <w:r>
-        <w:rPr>
-          <w:rFonts w:ascii="Times New Roman" w:eastAsia="標楷體" w:hAnsi="Times New Roman"/>
-          <w:bCs/>
-          <w:szCs w:val="28"/>
-        </w:rPr>
-        <w:lastRenderedPageBreak/>
-        <w:t>表</w:t>
-      </w:r>
-      <w:r>
-        <w:rPr>
-          <w:rFonts w:ascii="Times New Roman" w:eastAsia="標楷體" w:hAnsi="Times New Roman"/>
-          <w:bCs/>
-          <w:szCs w:val="28"/>
-        </w:rPr>
-        <w:t xml:space="preserve"> 10-2-28 </w:t>
+        <w:t xml:space="preserve"> </w:t>
       </w:r>
       <w:r>
         <w:rPr>
@@ -11517,18 +11165,26 @@
           <w:p>
             <w:pPr>
               <w:rPr>
-                <w:rFonts w:ascii="Times New Roman" w:eastAsia="標楷體" w:hAnsi="Times New Roman"/>
-                <w:bCs/>
-                <w:szCs w:val="28"/>
-              </w:rPr>
-            </w:pPr>
-            <w:r>
-              <w:rPr>
-                <w:rFonts w:ascii="Times New Roman" w:eastAsia="標楷體" w:hAnsi="Times New Roman"/>
-                <w:bCs/>
-                <w:szCs w:val="28"/>
-              </w:rPr>
-              <w:t>E2</w:t>
+                <w:rFonts w:ascii="Times New Roman" w:eastAsia="標楷體" w:hAnsi="Times New Roman" w:hint="eastAsia"/>
+                <w:bCs/>
+                <w:szCs w:val="28"/>
+              </w:rPr>
+            </w:pPr>
+            <w:r>
+              <w:rPr>
+                <w:rFonts w:ascii="Times New Roman" w:eastAsia="標楷體" w:hAnsi="Times New Roman"/>
+                <w:bCs/>
+                <w:szCs w:val="28"/>
+              </w:rPr>
+              <w:t>E</w:t>
+            </w:r>
+            <w:r>
+              <w:rPr>
+                <w:rFonts w:ascii="Times New Roman" w:eastAsia="標楷體" w:hAnsi="Times New Roman" w:hint="eastAsia"/>
+                <w:bCs/>
+                <w:szCs w:val="28"/>
+              </w:rPr>
+              <w:t>1</w:t>
             </w:r>
           </w:p>
         </w:tc>
@@ -11804,7 +11460,23 @@
           <w:bCs/>
           <w:szCs w:val="28"/>
         </w:rPr>
-        <w:t xml:space="preserve"> 10-2-29 </w:t>
+        <w:t xml:space="preserve"> 10-2-2</w:t>
+      </w:r>
+      <w:r>
+        <w:rPr>
+          <w:rFonts w:ascii="Times New Roman" w:eastAsia="標楷體" w:hAnsi="Times New Roman" w:hint="eastAsia"/>
+          <w:bCs/>
+          <w:szCs w:val="28"/>
+        </w:rPr>
+        <w:t>7</w:t>
+      </w:r>
+      <w:r>
+        <w:rPr>
+          <w:rFonts w:ascii="Times New Roman" w:eastAsia="標楷體" w:hAnsi="Times New Roman"/>
+          <w:bCs/>
+          <w:szCs w:val="28"/>
+        </w:rPr>
+        <w:t xml:space="preserve"> </w:t>
       </w:r>
       <w:r>
         <w:rPr>
@@ -11864,18 +11536,26 @@
           <w:p>
             <w:pPr>
               <w:rPr>
-                <w:rFonts w:ascii="Times New Roman" w:eastAsia="標楷體" w:hAnsi="Times New Roman"/>
-                <w:bCs/>
-                <w:szCs w:val="28"/>
-              </w:rPr>
-            </w:pPr>
-            <w:r>
-              <w:rPr>
-                <w:rFonts w:ascii="Times New Roman" w:eastAsia="標楷體" w:hAnsi="Times New Roman"/>
-                <w:bCs/>
-                <w:szCs w:val="28"/>
-              </w:rPr>
-              <w:t>E3</w:t>
+                <w:rFonts w:ascii="Times New Roman" w:eastAsia="標楷體" w:hAnsi="Times New Roman" w:hint="eastAsia"/>
+                <w:bCs/>
+                <w:szCs w:val="28"/>
+              </w:rPr>
+            </w:pPr>
+            <w:r>
+              <w:rPr>
+                <w:rFonts w:ascii="Times New Roman" w:eastAsia="標楷體" w:hAnsi="Times New Roman"/>
+                <w:bCs/>
+                <w:szCs w:val="28"/>
+              </w:rPr>
+              <w:t>E</w:t>
+            </w:r>
+            <w:r>
+              <w:rPr>
+                <w:rFonts w:ascii="Times New Roman" w:eastAsia="標楷體" w:hAnsi="Times New Roman" w:hint="eastAsia"/>
+                <w:bCs/>
+                <w:szCs w:val="28"/>
+              </w:rPr>
+              <w:t>2</w:t>
             </w:r>
           </w:p>
         </w:tc>
@@ -12199,7 +11879,23 @@
           <w:bCs/>
           <w:szCs w:val="28"/>
         </w:rPr>
-        <w:t xml:space="preserve"> 10-2-30 </w:t>
+        <w:t xml:space="preserve"> 10-2-</w:t>
+      </w:r>
+      <w:r>
+        <w:rPr>
+          <w:rFonts w:ascii="Times New Roman" w:eastAsia="標楷體" w:hAnsi="Times New Roman" w:hint="eastAsia"/>
+          <w:bCs/>
+          <w:szCs w:val="28"/>
+        </w:rPr>
+        <w:t>28</w:t>
+      </w:r>
+      <w:r>
+        <w:rPr>
+          <w:rFonts w:ascii="Times New Roman" w:eastAsia="標楷體" w:hAnsi="Times New Roman"/>
+          <w:bCs/>
+          <w:szCs w:val="28"/>
+        </w:rPr>
+        <w:t xml:space="preserve"> </w:t>
       </w:r>
       <w:r>
         <w:rPr>
@@ -12240,6 +11936,7 @@
                 <w:bCs/>
                 <w:szCs w:val="28"/>
               </w:rPr>
+              <w:lastRenderedPageBreak/>
               <w:t>測試標號</w:t>
             </w:r>
           </w:p>
@@ -12251,18 +11948,26 @@
           <w:p>
             <w:pPr>
               <w:rPr>
-                <w:rFonts w:ascii="Times New Roman" w:eastAsia="標楷體" w:hAnsi="Times New Roman"/>
-                <w:bCs/>
-                <w:szCs w:val="28"/>
-              </w:rPr>
-            </w:pPr>
-            <w:r>
-              <w:rPr>
-                <w:rFonts w:ascii="Times New Roman" w:eastAsia="標楷體" w:hAnsi="Times New Roman"/>
-                <w:bCs/>
-                <w:szCs w:val="28"/>
-              </w:rPr>
-              <w:t>E4</w:t>
+                <w:rFonts w:ascii="Times New Roman" w:eastAsia="標楷體" w:hAnsi="Times New Roman" w:hint="eastAsia"/>
+                <w:bCs/>
+                <w:szCs w:val="28"/>
+              </w:rPr>
+            </w:pPr>
+            <w:r>
+              <w:rPr>
+                <w:rFonts w:ascii="Times New Roman" w:eastAsia="標楷體" w:hAnsi="Times New Roman"/>
+                <w:bCs/>
+                <w:szCs w:val="28"/>
+              </w:rPr>
+              <w:t>E</w:t>
+            </w:r>
+            <w:r>
+              <w:rPr>
+                <w:rFonts w:ascii="Times New Roman" w:eastAsia="標楷體" w:hAnsi="Times New Roman" w:hint="eastAsia"/>
+                <w:bCs/>
+                <w:szCs w:val="28"/>
+              </w:rPr>
+              <w:t>3</w:t>
             </w:r>
           </w:p>
         </w:tc>
@@ -12538,7 +12243,23 @@
           <w:bCs/>
           <w:szCs w:val="28"/>
         </w:rPr>
-        <w:t xml:space="preserve"> 10-2-31 </w:t>
+        <w:t xml:space="preserve"> 10-2-</w:t>
+      </w:r>
+      <w:r>
+        <w:rPr>
+          <w:rFonts w:ascii="Times New Roman" w:eastAsia="標楷體" w:hAnsi="Times New Roman" w:hint="eastAsia"/>
+          <w:bCs/>
+          <w:szCs w:val="28"/>
+        </w:rPr>
+        <w:t>29</w:t>
+      </w:r>
+      <w:r>
+        <w:rPr>
+          <w:rFonts w:ascii="Times New Roman" w:eastAsia="標楷體" w:hAnsi="Times New Roman"/>
+          <w:bCs/>
+          <w:szCs w:val="28"/>
+        </w:rPr>
+        <w:t xml:space="preserve"> </w:t>
       </w:r>
       <w:r>
         <w:rPr>
@@ -12590,18 +12311,26 @@
           <w:p>
             <w:pPr>
               <w:rPr>
-                <w:rFonts w:ascii="Times New Roman" w:eastAsia="標楷體" w:hAnsi="Times New Roman"/>
-                <w:bCs/>
-                <w:szCs w:val="28"/>
-              </w:rPr>
-            </w:pPr>
-            <w:r>
-              <w:rPr>
-                <w:rFonts w:ascii="Times New Roman" w:eastAsia="標楷體" w:hAnsi="Times New Roman"/>
-                <w:bCs/>
-                <w:szCs w:val="28"/>
-              </w:rPr>
-              <w:t>E5</w:t>
+                <w:rFonts w:ascii="Times New Roman" w:eastAsia="標楷體" w:hAnsi="Times New Roman" w:hint="eastAsia"/>
+                <w:bCs/>
+                <w:szCs w:val="28"/>
+              </w:rPr>
+            </w:pPr>
+            <w:r>
+              <w:rPr>
+                <w:rFonts w:ascii="Times New Roman" w:eastAsia="標楷體" w:hAnsi="Times New Roman"/>
+                <w:bCs/>
+                <w:szCs w:val="28"/>
+              </w:rPr>
+              <w:t>E</w:t>
+            </w:r>
+            <w:r>
+              <w:rPr>
+                <w:rFonts w:ascii="Times New Roman" w:eastAsia="標楷體" w:hAnsi="Times New Roman" w:hint="eastAsia"/>
+                <w:bCs/>
+                <w:szCs w:val="28"/>
+              </w:rPr>
+              <w:t>4</w:t>
             </w:r>
           </w:p>
         </w:tc>
@@ -12877,7 +12606,23 @@
           <w:bCs/>
           <w:szCs w:val="28"/>
         </w:rPr>
-        <w:t xml:space="preserve"> 10-2-32 </w:t>
+        <w:t xml:space="preserve"> 10-2-</w:t>
+      </w:r>
+      <w:r>
+        <w:rPr>
+          <w:rFonts w:ascii="Times New Roman" w:eastAsia="標楷體" w:hAnsi="Times New Roman" w:hint="eastAsia"/>
+          <w:bCs/>
+          <w:szCs w:val="28"/>
+        </w:rPr>
+        <w:t>30</w:t>
+      </w:r>
+      <w:r>
+        <w:rPr>
+          <w:rFonts w:ascii="Times New Roman" w:eastAsia="標楷體" w:hAnsi="Times New Roman"/>
+          <w:bCs/>
+          <w:szCs w:val="28"/>
+        </w:rPr>
+        <w:t xml:space="preserve"> </w:t>
       </w:r>
       <w:r>
         <w:rPr>
@@ -12929,18 +12674,26 @@
           <w:p>
             <w:pPr>
               <w:rPr>
-                <w:rFonts w:ascii="Times New Roman" w:eastAsia="標楷體" w:hAnsi="Times New Roman"/>
-                <w:bCs/>
-                <w:szCs w:val="28"/>
-              </w:rPr>
-            </w:pPr>
-            <w:r>
-              <w:rPr>
-                <w:rFonts w:ascii="Times New Roman" w:eastAsia="標楷體" w:hAnsi="Times New Roman"/>
-                <w:bCs/>
-                <w:szCs w:val="28"/>
-              </w:rPr>
-              <w:t>E6</w:t>
+                <w:rFonts w:ascii="Times New Roman" w:eastAsia="標楷體" w:hAnsi="Times New Roman" w:hint="eastAsia"/>
+                <w:bCs/>
+                <w:szCs w:val="28"/>
+              </w:rPr>
+            </w:pPr>
+            <w:r>
+              <w:rPr>
+                <w:rFonts w:ascii="Times New Roman" w:eastAsia="標楷體" w:hAnsi="Times New Roman"/>
+                <w:bCs/>
+                <w:szCs w:val="28"/>
+              </w:rPr>
+              <w:t>E</w:t>
+            </w:r>
+            <w:r>
+              <w:rPr>
+                <w:rFonts w:ascii="Times New Roman" w:eastAsia="標楷體" w:hAnsi="Times New Roman" w:hint="eastAsia"/>
+                <w:bCs/>
+                <w:szCs w:val="28"/>
+              </w:rPr>
+              <w:t>5</w:t>
             </w:r>
           </w:p>
         </w:tc>
@@ -13216,7 +12969,23 @@
           <w:bCs/>
           <w:szCs w:val="28"/>
         </w:rPr>
-        <w:t xml:space="preserve"> 10-2-33 </w:t>
+        <w:t xml:space="preserve"> 10-2-3</w:t>
+      </w:r>
+      <w:r>
+        <w:rPr>
+          <w:rFonts w:ascii="Times New Roman" w:eastAsia="標楷體" w:hAnsi="Times New Roman" w:hint="eastAsia"/>
+          <w:bCs/>
+          <w:szCs w:val="28"/>
+        </w:rPr>
+        <w:t>1</w:t>
+      </w:r>
+      <w:r>
+        <w:rPr>
+          <w:rFonts w:ascii="Times New Roman" w:eastAsia="標楷體" w:hAnsi="Times New Roman"/>
+          <w:bCs/>
+          <w:szCs w:val="28"/>
+        </w:rPr>
+        <w:t xml:space="preserve"> </w:t>
       </w:r>
       <w:r>
         <w:rPr>
@@ -13257,7 +13026,6 @@
                 <w:bCs/>
                 <w:szCs w:val="28"/>
               </w:rPr>
-              <w:lastRenderedPageBreak/>
               <w:t>測試標號</w:t>
             </w:r>
           </w:p>
@@ -13269,18 +13037,26 @@
           <w:p>
             <w:pPr>
               <w:rPr>
-                <w:rFonts w:ascii="Times New Roman" w:eastAsia="標楷體" w:hAnsi="Times New Roman"/>
-                <w:bCs/>
-                <w:szCs w:val="28"/>
-              </w:rPr>
-            </w:pPr>
-            <w:r>
-              <w:rPr>
-                <w:rFonts w:ascii="Times New Roman" w:eastAsia="標楷體" w:hAnsi="Times New Roman"/>
-                <w:bCs/>
-                <w:szCs w:val="28"/>
-              </w:rPr>
-              <w:t>E7</w:t>
+                <w:rFonts w:ascii="Times New Roman" w:eastAsia="標楷體" w:hAnsi="Times New Roman" w:hint="eastAsia"/>
+                <w:bCs/>
+                <w:szCs w:val="28"/>
+              </w:rPr>
+            </w:pPr>
+            <w:r>
+              <w:rPr>
+                <w:rFonts w:ascii="Times New Roman" w:eastAsia="標楷體" w:hAnsi="Times New Roman"/>
+                <w:bCs/>
+                <w:szCs w:val="28"/>
+              </w:rPr>
+              <w:t>E</w:t>
+            </w:r>
+            <w:r>
+              <w:rPr>
+                <w:rFonts w:ascii="Times New Roman" w:eastAsia="標楷體" w:hAnsi="Times New Roman" w:hint="eastAsia"/>
+                <w:bCs/>
+                <w:szCs w:val="28"/>
+              </w:rPr>
+              <w:t>6</w:t>
             </w:r>
           </w:p>
         </w:tc>
@@ -13556,7 +13332,23 @@
           <w:bCs/>
           <w:szCs w:val="28"/>
         </w:rPr>
-        <w:t xml:space="preserve"> 10-2-34 </w:t>
+        <w:t xml:space="preserve"> 10-2-3</w:t>
+      </w:r>
+      <w:r>
+        <w:rPr>
+          <w:rFonts w:ascii="Times New Roman" w:eastAsia="標楷體" w:hAnsi="Times New Roman" w:hint="eastAsia"/>
+          <w:bCs/>
+          <w:szCs w:val="28"/>
+        </w:rPr>
+        <w:t>2</w:t>
+      </w:r>
+      <w:r>
+        <w:rPr>
+          <w:rFonts w:ascii="Times New Roman" w:eastAsia="標楷體" w:hAnsi="Times New Roman"/>
+          <w:bCs/>
+          <w:szCs w:val="28"/>
+        </w:rPr>
+        <w:t xml:space="preserve"> </w:t>
       </w:r>
       <w:r>
         <w:rPr>
@@ -13608,18 +13400,26 @@
           <w:p>
             <w:pPr>
               <w:rPr>
-                <w:rFonts w:ascii="Times New Roman" w:eastAsia="標楷體" w:hAnsi="Times New Roman"/>
-                <w:bCs/>
-                <w:szCs w:val="28"/>
-              </w:rPr>
-            </w:pPr>
-            <w:r>
-              <w:rPr>
-                <w:rFonts w:ascii="Times New Roman" w:eastAsia="標楷體" w:hAnsi="Times New Roman"/>
-                <w:bCs/>
-                <w:szCs w:val="28"/>
-              </w:rPr>
-              <w:t>E8</w:t>
+                <w:rFonts w:ascii="Times New Roman" w:eastAsia="標楷體" w:hAnsi="Times New Roman" w:hint="eastAsia"/>
+                <w:bCs/>
+                <w:szCs w:val="28"/>
+              </w:rPr>
+            </w:pPr>
+            <w:r>
+              <w:rPr>
+                <w:rFonts w:ascii="Times New Roman" w:eastAsia="標楷體" w:hAnsi="Times New Roman"/>
+                <w:bCs/>
+                <w:szCs w:val="28"/>
+              </w:rPr>
+              <w:t>E</w:t>
+            </w:r>
+            <w:r>
+              <w:rPr>
+                <w:rFonts w:ascii="Times New Roman" w:eastAsia="標楷體" w:hAnsi="Times New Roman" w:hint="eastAsia"/>
+                <w:bCs/>
+                <w:szCs w:val="28"/>
+              </w:rPr>
+              <w:t>7</w:t>
             </w:r>
           </w:p>
         </w:tc>
